--- a/МатСтатЛаб5.docx
+++ b/МатСтатЛаб5.docx
@@ -3659,7 +3659,6 @@
         <w:rPr>
           <w:rFonts w:ascii="Times New Roman" w:eastAsia="Times New Roman" w:hAnsi="Times New Roman" w:cs="Times New Roman"/>
           <w:bCs/>
-          <w:iCs/>
           <w:color w:val="0F1115"/>
           <w:sz w:val="28"/>
           <w:szCs w:val="28"/>
@@ -3670,7 +3669,6 @@
         <w:rPr>
           <w:rFonts w:ascii="Times New Roman" w:eastAsia="Times New Roman" w:hAnsi="Times New Roman" w:cs="Times New Roman"/>
           <w:bCs/>
-          <w:iCs/>
           <w:color w:val="0F1115"/>
           <w:sz w:val="28"/>
           <w:szCs w:val="28"/>
@@ -3706,6 +3704,161 @@
             </m:r>
           </m:e>
         </m:acc>
+        <m:r>
+          <m:rPr>
+            <m:sty m:val="p"/>
+          </m:rPr>
+          <w:rPr>
+            <w:rFonts w:ascii="Cambria Math" w:eastAsia="Times New Roman" w:hAnsi="Cambria Math" w:cs="Times New Roman"/>
+            <w:color w:val="0F1115"/>
+            <w:sz w:val="28"/>
+            <w:szCs w:val="28"/>
+            <w:lang w:eastAsia="ru-RU"/>
+          </w:rPr>
+          <m:t>=0,</m:t>
+        </m:r>
+        <m:acc>
+          <m:accPr>
+            <m:chr m:val="̅"/>
+            <m:ctrlPr>
+              <w:rPr>
+                <w:rFonts w:ascii="Cambria Math" w:eastAsia="Times New Roman" w:hAnsi="Cambria Math" w:cs="Times New Roman"/>
+                <w:bCs/>
+                <w:color w:val="0F1115"/>
+                <w:sz w:val="28"/>
+                <w:szCs w:val="28"/>
+                <w:lang w:eastAsia="ru-RU"/>
+              </w:rPr>
+            </m:ctrlPr>
+          </m:accPr>
+          <m:e>
+            <m:r>
+              <w:rPr>
+                <w:rFonts w:ascii="Cambria Math" w:eastAsia="Times New Roman" w:hAnsi="Cambria Math" w:cs="Times New Roman"/>
+                <w:color w:val="0F1115"/>
+                <w:sz w:val="28"/>
+                <w:szCs w:val="28"/>
+                <w:lang w:eastAsia="ru-RU"/>
+              </w:rPr>
+              <m:t>y</m:t>
+            </m:r>
+          </m:e>
+        </m:acc>
+        <m:r>
+          <m:rPr>
+            <m:sty m:val="p"/>
+          </m:rPr>
+          <w:rPr>
+            <w:rFonts w:ascii="Cambria Math" w:eastAsia="Times New Roman" w:hAnsi="Cambria Math" w:cs="Times New Roman"/>
+            <w:color w:val="0F1115"/>
+            <w:sz w:val="28"/>
+            <w:szCs w:val="28"/>
+            <w:lang w:eastAsia="ru-RU"/>
+          </w:rPr>
+          <m:t>=0,</m:t>
+        </m:r>
+        <m:sSub>
+          <m:sSubPr>
+            <m:ctrlPr>
+              <w:rPr>
+                <w:rFonts w:ascii="Cambria Math" w:eastAsia="Times New Roman" w:hAnsi="Cambria Math" w:cs="Times New Roman"/>
+                <w:bCs/>
+                <w:color w:val="0F1115"/>
+                <w:sz w:val="28"/>
+                <w:szCs w:val="28"/>
+                <w:lang w:eastAsia="ru-RU"/>
+              </w:rPr>
+            </m:ctrlPr>
+          </m:sSubPr>
+          <m:e>
+            <m:r>
+              <w:rPr>
+                <w:rFonts w:ascii="Cambria Math" w:eastAsia="Times New Roman" w:hAnsi="Cambria Math" w:cs="Times New Roman"/>
+                <w:color w:val="0F1115"/>
+                <w:sz w:val="28"/>
+                <w:szCs w:val="28"/>
+                <w:lang w:eastAsia="ru-RU"/>
+              </w:rPr>
+              <m:t>σ</m:t>
+            </m:r>
+          </m:e>
+          <m:sub>
+            <m:r>
+              <w:rPr>
+                <w:rFonts w:ascii="Cambria Math" w:eastAsia="Times New Roman" w:hAnsi="Cambria Math" w:cs="Times New Roman"/>
+                <w:color w:val="0F1115"/>
+                <w:sz w:val="28"/>
+                <w:szCs w:val="28"/>
+                <w:lang w:eastAsia="ru-RU"/>
+              </w:rPr>
+              <m:t>x</m:t>
+            </m:r>
+          </m:sub>
+        </m:sSub>
+        <m:r>
+          <m:rPr>
+            <m:sty m:val="p"/>
+          </m:rPr>
+          <w:rPr>
+            <w:rFonts w:ascii="Cambria Math" w:eastAsia="Times New Roman" w:hAnsi="Cambria Math" w:cs="Times New Roman"/>
+            <w:color w:val="0F1115"/>
+            <w:sz w:val="28"/>
+            <w:szCs w:val="28"/>
+            <w:lang w:eastAsia="ru-RU"/>
+          </w:rPr>
+          <m:t>=1,</m:t>
+        </m:r>
+        <m:sSub>
+          <m:sSubPr>
+            <m:ctrlPr>
+              <w:rPr>
+                <w:rFonts w:ascii="Cambria Math" w:eastAsia="Times New Roman" w:hAnsi="Cambria Math" w:cs="Times New Roman"/>
+                <w:bCs/>
+                <w:color w:val="0F1115"/>
+                <w:sz w:val="28"/>
+                <w:szCs w:val="28"/>
+                <w:lang w:eastAsia="ru-RU"/>
+              </w:rPr>
+            </m:ctrlPr>
+          </m:sSubPr>
+          <m:e>
+            <m:r>
+              <w:rPr>
+                <w:rFonts w:ascii="Cambria Math" w:eastAsia="Times New Roman" w:hAnsi="Cambria Math" w:cs="Times New Roman"/>
+                <w:color w:val="0F1115"/>
+                <w:sz w:val="28"/>
+                <w:szCs w:val="28"/>
+                <w:lang w:eastAsia="ru-RU"/>
+              </w:rPr>
+              <m:t>σ</m:t>
+            </m:r>
+          </m:e>
+          <m:sub>
+            <m:r>
+              <w:rPr>
+                <w:rFonts w:ascii="Cambria Math" w:eastAsia="Times New Roman" w:hAnsi="Cambria Math" w:cs="Times New Roman"/>
+                <w:color w:val="0F1115"/>
+                <w:sz w:val="28"/>
+                <w:szCs w:val="28"/>
+                <w:lang w:eastAsia="ru-RU"/>
+              </w:rPr>
+              <m:t>y</m:t>
+            </m:r>
+          </m:sub>
+        </m:sSub>
+        <m:r>
+          <m:rPr>
+            <m:sty m:val="p"/>
+          </m:rPr>
+          <w:rPr>
+            <w:rFonts w:ascii="Cambria Math" w:eastAsia="Times New Roman" w:hAnsi="Cambria Math" w:cs="Times New Roman"/>
+            <w:color w:val="0F1115"/>
+            <w:sz w:val="28"/>
+            <w:szCs w:val="28"/>
+            <w:lang w:eastAsia="ru-RU"/>
+          </w:rPr>
+          <m:t>=1,</m:t>
+        </m:r>
         <m:r>
           <w:rPr>
             <w:rFonts w:ascii="Cambria Math" w:eastAsia="Times New Roman" w:hAnsi="Cambria Math" w:cs="Times New Roman"/>
@@ -3714,7 +3867,7 @@
             <w:szCs w:val="28"/>
             <w:lang w:eastAsia="ru-RU"/>
           </w:rPr>
-          <m:t>=0</m:t>
+          <m:t>ρ</m:t>
         </m:r>
         <m:r>
           <m:rPr>
@@ -3727,196 +3880,564 @@
             <w:szCs w:val="28"/>
             <w:lang w:eastAsia="ru-RU"/>
           </w:rPr>
-          <m:t>,</m:t>
-        </m:r>
-        <m:acc>
-          <m:accPr>
-            <m:chr m:val="̅"/>
-            <m:ctrlPr>
-              <w:rPr>
-                <w:rFonts w:ascii="Cambria Math" w:eastAsia="Times New Roman" w:hAnsi="Cambria Math" w:cs="Times New Roman"/>
-                <w:bCs/>
-                <w:color w:val="0F1115"/>
-                <w:sz w:val="28"/>
-                <w:szCs w:val="28"/>
-                <w:lang w:eastAsia="ru-RU"/>
-              </w:rPr>
-            </m:ctrlPr>
-          </m:accPr>
-          <m:e>
-            <m:r>
-              <w:rPr>
-                <w:rFonts w:ascii="Cambria Math" w:eastAsia="Times New Roman" w:hAnsi="Cambria Math" w:cs="Times New Roman"/>
-                <w:color w:val="0F1115"/>
-                <w:sz w:val="28"/>
-                <w:szCs w:val="28"/>
-                <w:lang w:eastAsia="ru-RU"/>
-              </w:rPr>
-              <m:t>y</m:t>
-            </m:r>
-          </m:e>
-        </m:acc>
-        <m:r>
-          <w:rPr>
-            <w:rFonts w:ascii="Cambria Math" w:eastAsia="Times New Roman" w:hAnsi="Cambria Math" w:cs="Times New Roman"/>
-            <w:color w:val="0F1115"/>
-            <w:sz w:val="28"/>
-            <w:szCs w:val="28"/>
-            <w:lang w:eastAsia="ru-RU"/>
-          </w:rPr>
-          <m:t>=0</m:t>
-        </m:r>
-        <m:r>
-          <m:rPr>
-            <m:sty m:val="p"/>
-          </m:rPr>
-          <w:rPr>
-            <w:rFonts w:ascii="Cambria Math" w:eastAsia="Times New Roman" w:hAnsi="Cambria Math" w:cs="Times New Roman"/>
-            <w:color w:val="0F1115"/>
-            <w:sz w:val="28"/>
-            <w:szCs w:val="28"/>
-            <w:lang w:eastAsia="ru-RU"/>
-          </w:rPr>
-          <m:t>,</m:t>
-        </m:r>
-        <m:sSub>
-          <m:sSubPr>
-            <m:ctrlPr>
-              <w:rPr>
-                <w:rFonts w:ascii="Cambria Math" w:eastAsia="Times New Roman" w:hAnsi="Cambria Math" w:cs="Times New Roman"/>
-                <w:bCs/>
-                <w:color w:val="0F1115"/>
-                <w:sz w:val="28"/>
-                <w:szCs w:val="28"/>
-                <w:lang w:eastAsia="ru-RU"/>
-              </w:rPr>
-            </m:ctrlPr>
-          </m:sSubPr>
-          <m:e>
-            <m:r>
-              <w:rPr>
-                <w:rFonts w:ascii="Cambria Math" w:eastAsia="Times New Roman" w:hAnsi="Cambria Math" w:cs="Times New Roman"/>
-                <w:color w:val="0F1115"/>
-                <w:sz w:val="28"/>
-                <w:szCs w:val="28"/>
-                <w:lang w:eastAsia="ru-RU"/>
-              </w:rPr>
-              <m:t>σ</m:t>
-            </m:r>
-          </m:e>
-          <m:sub>
-            <m:r>
-              <w:rPr>
-                <w:rFonts w:ascii="Cambria Math" w:eastAsia="Times New Roman" w:hAnsi="Cambria Math" w:cs="Times New Roman"/>
-                <w:color w:val="0F1115"/>
-                <w:sz w:val="28"/>
-                <w:szCs w:val="28"/>
-                <w:lang w:eastAsia="ru-RU"/>
-              </w:rPr>
-              <m:t>x</m:t>
-            </m:r>
-          </m:sub>
-        </m:sSub>
-        <m:r>
-          <w:rPr>
-            <w:rFonts w:ascii="Cambria Math" w:eastAsia="Times New Roman" w:hAnsi="Cambria Math" w:cs="Times New Roman"/>
-            <w:color w:val="0F1115"/>
-            <w:sz w:val="28"/>
-            <w:szCs w:val="28"/>
-            <w:lang w:eastAsia="ru-RU"/>
-          </w:rPr>
-          <m:t>=1</m:t>
-        </m:r>
-        <m:r>
-          <m:rPr>
-            <m:sty m:val="p"/>
-          </m:rPr>
-          <w:rPr>
-            <w:rFonts w:ascii="Cambria Math" w:eastAsia="Times New Roman" w:hAnsi="Cambria Math" w:cs="Times New Roman"/>
-            <w:color w:val="0F1115"/>
-            <w:sz w:val="28"/>
-            <w:szCs w:val="28"/>
-            <w:lang w:eastAsia="ru-RU"/>
-          </w:rPr>
-          <m:t>,</m:t>
-        </m:r>
-        <m:sSub>
-          <m:sSubPr>
-            <m:ctrlPr>
-              <w:rPr>
-                <w:rFonts w:ascii="Cambria Math" w:eastAsia="Times New Roman" w:hAnsi="Cambria Math" w:cs="Times New Roman"/>
-                <w:bCs/>
-                <w:color w:val="0F1115"/>
-                <w:sz w:val="28"/>
-                <w:szCs w:val="28"/>
-                <w:lang w:eastAsia="ru-RU"/>
-              </w:rPr>
-            </m:ctrlPr>
-          </m:sSubPr>
-          <m:e>
-            <m:r>
-              <w:rPr>
-                <w:rFonts w:ascii="Cambria Math" w:eastAsia="Times New Roman" w:hAnsi="Cambria Math" w:cs="Times New Roman"/>
-                <w:color w:val="0F1115"/>
-                <w:sz w:val="28"/>
-                <w:szCs w:val="28"/>
-                <w:lang w:eastAsia="ru-RU"/>
-              </w:rPr>
-              <m:t>σ</m:t>
-            </m:r>
-          </m:e>
-          <m:sub>
-            <m:r>
-              <w:rPr>
-                <w:rFonts w:ascii="Cambria Math" w:eastAsia="Times New Roman" w:hAnsi="Cambria Math" w:cs="Times New Roman"/>
-                <w:color w:val="0F1115"/>
-                <w:sz w:val="28"/>
-                <w:szCs w:val="28"/>
-                <w:lang w:eastAsia="ru-RU"/>
-              </w:rPr>
-              <m:t>y</m:t>
-            </m:r>
-          </m:sub>
-        </m:sSub>
-        <m:r>
-          <w:rPr>
-            <w:rFonts w:ascii="Cambria Math" w:eastAsia="Times New Roman" w:hAnsi="Cambria Math" w:cs="Times New Roman"/>
-            <w:color w:val="0F1115"/>
-            <w:sz w:val="28"/>
-            <w:szCs w:val="28"/>
-            <w:lang w:eastAsia="ru-RU"/>
-          </w:rPr>
-          <m:t>=1</m:t>
-        </m:r>
-        <m:r>
-          <m:rPr>
-            <m:sty m:val="p"/>
-          </m:rPr>
-          <w:rPr>
-            <w:rFonts w:ascii="Cambria Math" w:eastAsia="Times New Roman" w:hAnsi="Cambria Math" w:cs="Times New Roman"/>
-            <w:color w:val="0F1115"/>
-            <w:sz w:val="28"/>
-            <w:szCs w:val="28"/>
-            <w:lang w:eastAsia="ru-RU"/>
-          </w:rPr>
-          <m:t>,</m:t>
-        </m:r>
-        <m:r>
-          <w:rPr>
-            <w:rFonts w:ascii="Cambria Math" w:eastAsia="Times New Roman" w:hAnsi="Cambria Math" w:cs="Times New Roman"/>
-            <w:color w:val="0F1115"/>
-            <w:sz w:val="28"/>
-            <w:szCs w:val="28"/>
-            <w:lang w:eastAsia="ru-RU"/>
-          </w:rPr>
-          <m:t>ρ=0, 0.5, 0.9</m:t>
+          <m:t>=0, 0.5, 0.9</m:t>
         </m:r>
       </m:oMath>
       <w:r>
         <w:rPr>
           <w:rFonts w:ascii="Times New Roman" w:eastAsia="Times New Roman" w:hAnsi="Times New Roman" w:cs="Times New Roman"/>
           <w:bCs/>
-          <w:iCs/>
+          <w:color w:val="0F1115"/>
+          <w:sz w:val="28"/>
+          <w:szCs w:val="28"/>
+          <w:lang w:eastAsia="ru-RU"/>
+        </w:rPr>
+        <w:t>.</w:t>
+      </w:r>
+    </w:p>
+    <w:p>
+      <w:pPr>
+        <w:shd w:val="clear" w:color="auto" w:fill="FFFFFF"/>
+        <w:spacing w:after="0" w:line="240" w:lineRule="auto"/>
+        <w:rPr>
+          <w:rFonts w:ascii="Times New Roman" w:eastAsia="Times New Roman" w:hAnsi="Times New Roman" w:cs="Times New Roman"/>
+          <w:bCs/>
+          <w:color w:val="0F1115"/>
+          <w:sz w:val="28"/>
+          <w:szCs w:val="28"/>
+          <w:lang w:eastAsia="ru-RU"/>
+        </w:rPr>
+      </w:pPr>
+      <w:r>
+        <w:rPr>
+          <w:rFonts w:ascii="Times New Roman" w:eastAsia="Times New Roman" w:hAnsi="Times New Roman" w:cs="Times New Roman"/>
+          <w:sz w:val="28"/>
+          <w:szCs w:val="28"/>
+          <w:lang w:eastAsia="ru-RU"/>
+        </w:rPr>
+        <w:t>Ковариационная матрица</w:t>
+      </w:r>
+      <w:r>
+        <w:rPr>
+          <w:rFonts w:ascii="Times New Roman" w:eastAsia="Times New Roman" w:hAnsi="Times New Roman" w:cs="Times New Roman"/>
+          <w:bCs/>
+          <w:color w:val="0F1115"/>
+          <w:sz w:val="28"/>
+          <w:szCs w:val="28"/>
+          <w:lang w:eastAsia="ru-RU"/>
+        </w:rPr>
+        <w:t> двумерного нормального распределения имеет вид:</w:t>
+      </w:r>
+    </w:p>
+    <w:p>
+      <w:pPr>
+        <w:shd w:val="clear" w:color="auto" w:fill="FFFFFF"/>
+        <w:spacing w:after="0" w:line="240" w:lineRule="auto"/>
+        <w:rPr>
+          <w:rFonts w:ascii="Times New Roman" w:eastAsia="Times New Roman" w:hAnsi="Times New Roman" w:cs="Times New Roman"/>
+          <w:bCs/>
+          <w:color w:val="0F1115"/>
+          <w:sz w:val="28"/>
+          <w:szCs w:val="28"/>
+          <w:lang w:eastAsia="ru-RU"/>
+        </w:rPr>
+      </w:pPr>
+      <m:oMathPara>
+        <m:oMath>
+          <m:nary>
+            <m:naryPr>
+              <m:chr m:val="∑"/>
+              <m:limLoc m:val="undOvr"/>
+              <m:subHide m:val="1"/>
+              <m:supHide m:val="1"/>
+              <m:ctrlPr>
+                <w:rPr>
+                  <w:rFonts w:ascii="Cambria Math" w:eastAsia="Times New Roman" w:hAnsi="Cambria Math" w:cs="Times New Roman"/>
+                  <w:bCs/>
+                  <w:color w:val="0F1115"/>
+                  <w:sz w:val="28"/>
+                  <w:szCs w:val="28"/>
+                  <w:lang w:eastAsia="ru-RU"/>
+                </w:rPr>
+              </m:ctrlPr>
+            </m:naryPr>
+            <m:sub/>
+            <m:sup/>
+            <m:e>
+              <m:r>
+                <m:rPr>
+                  <m:sty m:val="p"/>
+                </m:rPr>
+                <w:rPr>
+                  <w:rFonts w:ascii="Cambria Math" w:eastAsia="Times New Roman" w:hAnsi="Cambria Math" w:cs="Times New Roman"/>
+                  <w:color w:val="0F1115"/>
+                  <w:sz w:val="28"/>
+                  <w:szCs w:val="28"/>
+                  <w:lang w:eastAsia="ru-RU"/>
+                </w:rPr>
+                <m:t>=</m:t>
+              </m:r>
+            </m:e>
+          </m:nary>
+          <m:d>
+            <m:dPr>
+              <m:ctrlPr>
+                <w:rPr>
+                  <w:rFonts w:ascii="Cambria Math" w:eastAsia="Times New Roman" w:hAnsi="Cambria Math" w:cs="Times New Roman"/>
+                  <w:bCs/>
+                  <w:color w:val="0F1115"/>
+                  <w:sz w:val="28"/>
+                  <w:szCs w:val="28"/>
+                  <w:lang w:eastAsia="ru-RU"/>
+                </w:rPr>
+              </m:ctrlPr>
+            </m:dPr>
+            <m:e>
+              <m:m>
+                <m:mPr>
+                  <m:mcs>
+                    <m:mc>
+                      <m:mcPr>
+                        <m:count m:val="2"/>
+                        <m:mcJc m:val="center"/>
+                      </m:mcPr>
+                    </m:mc>
+                  </m:mcs>
+                  <m:ctrlPr>
+                    <w:rPr>
+                      <w:rFonts w:ascii="Cambria Math" w:eastAsia="Times New Roman" w:hAnsi="Cambria Math" w:cs="Times New Roman"/>
+                      <w:bCs/>
+                      <w:color w:val="0F1115"/>
+                      <w:sz w:val="28"/>
+                      <w:szCs w:val="28"/>
+                      <w:lang w:eastAsia="ru-RU"/>
+                    </w:rPr>
+                  </m:ctrlPr>
+                </m:mPr>
+                <m:mr>
+                  <m:e>
+                    <m:sSup>
+                      <m:sSupPr>
+                        <m:ctrlPr>
+                          <w:rPr>
+                            <w:rFonts w:ascii="Cambria Math" w:eastAsia="Times New Roman" w:hAnsi="Cambria Math" w:cs="Times New Roman"/>
+                            <w:bCs/>
+                            <w:color w:val="0F1115"/>
+                            <w:sz w:val="28"/>
+                            <w:szCs w:val="28"/>
+                            <w:lang w:eastAsia="ru-RU"/>
+                          </w:rPr>
+                        </m:ctrlPr>
+                      </m:sSupPr>
+                      <m:e>
+                        <m:sSub>
+                          <m:sSubPr>
+                            <m:ctrlPr>
+                              <w:rPr>
+                                <w:rFonts w:ascii="Cambria Math" w:eastAsia="Times New Roman" w:hAnsi="Cambria Math" w:cs="Times New Roman"/>
+                                <w:bCs/>
+                                <w:color w:val="0F1115"/>
+                                <w:sz w:val="28"/>
+                                <w:szCs w:val="28"/>
+                                <w:lang w:eastAsia="ru-RU"/>
+                              </w:rPr>
+                            </m:ctrlPr>
+                          </m:sSubPr>
+                          <m:e>
+                            <m:r>
+                              <w:rPr>
+                                <w:rFonts w:ascii="Cambria Math" w:eastAsia="Times New Roman" w:hAnsi="Cambria Math" w:cs="Times New Roman"/>
+                                <w:color w:val="0F1115"/>
+                                <w:sz w:val="28"/>
+                                <w:szCs w:val="28"/>
+                                <w:lang w:eastAsia="ru-RU"/>
+                              </w:rPr>
+                              <m:t>σ</m:t>
+                            </m:r>
+                          </m:e>
+                          <m:sub>
+                            <m:r>
+                              <w:rPr>
+                                <w:rFonts w:ascii="Cambria Math" w:eastAsia="Times New Roman" w:hAnsi="Cambria Math" w:cs="Times New Roman"/>
+                                <w:color w:val="0F1115"/>
+                                <w:sz w:val="28"/>
+                                <w:szCs w:val="28"/>
+                                <w:lang w:eastAsia="ru-RU"/>
+                              </w:rPr>
+                              <m:t>x</m:t>
+                            </m:r>
+                          </m:sub>
+                        </m:sSub>
+                      </m:e>
+                      <m:sup>
+                        <m:r>
+                          <m:rPr>
+                            <m:sty m:val="p"/>
+                          </m:rPr>
+                          <w:rPr>
+                            <w:rFonts w:ascii="Cambria Math" w:eastAsia="Times New Roman" w:hAnsi="Cambria Math" w:cs="Times New Roman"/>
+                            <w:color w:val="0F1115"/>
+                            <w:sz w:val="28"/>
+                            <w:szCs w:val="28"/>
+                            <w:lang w:eastAsia="ru-RU"/>
+                          </w:rPr>
+                          <m:t>2</m:t>
+                        </m:r>
+                      </m:sup>
+                    </m:sSup>
+                  </m:e>
+                  <m:e>
+                    <m:r>
+                      <w:rPr>
+                        <w:rFonts w:ascii="Cambria Math" w:eastAsia="Times New Roman" w:hAnsi="Cambria Math" w:cs="Times New Roman"/>
+                        <w:color w:val="0F1115"/>
+                        <w:sz w:val="28"/>
+                        <w:szCs w:val="28"/>
+                        <w:lang w:eastAsia="ru-RU"/>
+                      </w:rPr>
+                      <m:t>ρ</m:t>
+                    </m:r>
+                    <m:sSub>
+                      <m:sSubPr>
+                        <m:ctrlPr>
+                          <w:rPr>
+                            <w:rFonts w:ascii="Cambria Math" w:eastAsia="Times New Roman" w:hAnsi="Cambria Math" w:cs="Times New Roman"/>
+                            <w:bCs/>
+                            <w:color w:val="0F1115"/>
+                            <w:sz w:val="28"/>
+                            <w:szCs w:val="28"/>
+                            <w:lang w:eastAsia="ru-RU"/>
+                          </w:rPr>
+                        </m:ctrlPr>
+                      </m:sSubPr>
+                      <m:e>
+                        <m:r>
+                          <w:rPr>
+                            <w:rFonts w:ascii="Cambria Math" w:eastAsia="Times New Roman" w:hAnsi="Cambria Math" w:cs="Times New Roman"/>
+                            <w:color w:val="0F1115"/>
+                            <w:sz w:val="28"/>
+                            <w:szCs w:val="28"/>
+                            <w:lang w:eastAsia="ru-RU"/>
+                          </w:rPr>
+                          <m:t>σ</m:t>
+                        </m:r>
+                      </m:e>
+                      <m:sub>
+                        <m:r>
+                          <w:rPr>
+                            <w:rFonts w:ascii="Cambria Math" w:eastAsia="Times New Roman" w:hAnsi="Cambria Math" w:cs="Times New Roman"/>
+                            <w:color w:val="0F1115"/>
+                            <w:sz w:val="28"/>
+                            <w:szCs w:val="28"/>
+                            <w:lang w:eastAsia="ru-RU"/>
+                          </w:rPr>
+                          <m:t>x</m:t>
+                        </m:r>
+                      </m:sub>
+                    </m:sSub>
+                    <m:sSub>
+                      <m:sSubPr>
+                        <m:ctrlPr>
+                          <w:rPr>
+                            <w:rFonts w:ascii="Cambria Math" w:eastAsia="Times New Roman" w:hAnsi="Cambria Math" w:cs="Times New Roman"/>
+                            <w:bCs/>
+                            <w:color w:val="0F1115"/>
+                            <w:sz w:val="28"/>
+                            <w:szCs w:val="28"/>
+                            <w:lang w:eastAsia="ru-RU"/>
+                          </w:rPr>
+                        </m:ctrlPr>
+                      </m:sSubPr>
+                      <m:e>
+                        <m:r>
+                          <w:rPr>
+                            <w:rFonts w:ascii="Cambria Math" w:eastAsia="Times New Roman" w:hAnsi="Cambria Math" w:cs="Times New Roman"/>
+                            <w:color w:val="0F1115"/>
+                            <w:sz w:val="28"/>
+                            <w:szCs w:val="28"/>
+                            <w:lang w:eastAsia="ru-RU"/>
+                          </w:rPr>
+                          <m:t>σ</m:t>
+                        </m:r>
+                      </m:e>
+                      <m:sub>
+                        <m:r>
+                          <w:rPr>
+                            <w:rFonts w:ascii="Cambria Math" w:eastAsia="Times New Roman" w:hAnsi="Cambria Math" w:cs="Times New Roman"/>
+                            <w:color w:val="0F1115"/>
+                            <w:sz w:val="28"/>
+                            <w:szCs w:val="28"/>
+                            <w:lang w:eastAsia="ru-RU"/>
+                          </w:rPr>
+                          <m:t>y</m:t>
+                        </m:r>
+                      </m:sub>
+                    </m:sSub>
+                  </m:e>
+                </m:mr>
+                <m:mr>
+                  <m:e>
+                    <m:r>
+                      <w:rPr>
+                        <w:rFonts w:ascii="Cambria Math" w:eastAsia="Times New Roman" w:hAnsi="Cambria Math" w:cs="Times New Roman"/>
+                        <w:color w:val="0F1115"/>
+                        <w:sz w:val="28"/>
+                        <w:szCs w:val="28"/>
+                        <w:lang w:eastAsia="ru-RU"/>
+                      </w:rPr>
+                      <m:t>ρ</m:t>
+                    </m:r>
+                    <m:sSub>
+                      <m:sSubPr>
+                        <m:ctrlPr>
+                          <w:rPr>
+                            <w:rFonts w:ascii="Cambria Math" w:eastAsia="Times New Roman" w:hAnsi="Cambria Math" w:cs="Times New Roman"/>
+                            <w:bCs/>
+                            <w:color w:val="0F1115"/>
+                            <w:sz w:val="28"/>
+                            <w:szCs w:val="28"/>
+                            <w:lang w:eastAsia="ru-RU"/>
+                          </w:rPr>
+                        </m:ctrlPr>
+                      </m:sSubPr>
+                      <m:e>
+                        <m:r>
+                          <w:rPr>
+                            <w:rFonts w:ascii="Cambria Math" w:eastAsia="Times New Roman" w:hAnsi="Cambria Math" w:cs="Times New Roman"/>
+                            <w:color w:val="0F1115"/>
+                            <w:sz w:val="28"/>
+                            <w:szCs w:val="28"/>
+                            <w:lang w:eastAsia="ru-RU"/>
+                          </w:rPr>
+                          <m:t>σ</m:t>
+                        </m:r>
+                      </m:e>
+                      <m:sub>
+                        <m:r>
+                          <w:rPr>
+                            <w:rFonts w:ascii="Cambria Math" w:eastAsia="Times New Roman" w:hAnsi="Cambria Math" w:cs="Times New Roman"/>
+                            <w:color w:val="0F1115"/>
+                            <w:sz w:val="28"/>
+                            <w:szCs w:val="28"/>
+                            <w:lang w:eastAsia="ru-RU"/>
+                          </w:rPr>
+                          <m:t>x</m:t>
+                        </m:r>
+                      </m:sub>
+                    </m:sSub>
+                    <m:sSub>
+                      <m:sSubPr>
+                        <m:ctrlPr>
+                          <w:rPr>
+                            <w:rFonts w:ascii="Cambria Math" w:eastAsia="Times New Roman" w:hAnsi="Cambria Math" w:cs="Times New Roman"/>
+                            <w:bCs/>
+                            <w:color w:val="0F1115"/>
+                            <w:sz w:val="28"/>
+                            <w:szCs w:val="28"/>
+                            <w:lang w:eastAsia="ru-RU"/>
+                          </w:rPr>
+                        </m:ctrlPr>
+                      </m:sSubPr>
+                      <m:e>
+                        <m:r>
+                          <w:rPr>
+                            <w:rFonts w:ascii="Cambria Math" w:eastAsia="Times New Roman" w:hAnsi="Cambria Math" w:cs="Times New Roman"/>
+                            <w:color w:val="0F1115"/>
+                            <w:sz w:val="28"/>
+                            <w:szCs w:val="28"/>
+                            <w:lang w:eastAsia="ru-RU"/>
+                          </w:rPr>
+                          <m:t>σ</m:t>
+                        </m:r>
+                      </m:e>
+                      <m:sub>
+                        <m:r>
+                          <w:rPr>
+                            <w:rFonts w:ascii="Cambria Math" w:eastAsia="Times New Roman" w:hAnsi="Cambria Math" w:cs="Times New Roman"/>
+                            <w:color w:val="0F1115"/>
+                            <w:sz w:val="28"/>
+                            <w:szCs w:val="28"/>
+                            <w:lang w:eastAsia="ru-RU"/>
+                          </w:rPr>
+                          <m:t>y</m:t>
+                        </m:r>
+                      </m:sub>
+                    </m:sSub>
+                  </m:e>
+                  <m:e>
+                    <m:sSup>
+                      <m:sSupPr>
+                        <m:ctrlPr>
+                          <w:rPr>
+                            <w:rFonts w:ascii="Cambria Math" w:eastAsia="Times New Roman" w:hAnsi="Cambria Math" w:cs="Times New Roman"/>
+                            <w:bCs/>
+                            <w:color w:val="0F1115"/>
+                            <w:sz w:val="28"/>
+                            <w:szCs w:val="28"/>
+                            <w:lang w:eastAsia="ru-RU"/>
+                          </w:rPr>
+                        </m:ctrlPr>
+                      </m:sSupPr>
+                      <m:e>
+                        <m:sSub>
+                          <m:sSubPr>
+                            <m:ctrlPr>
+                              <w:rPr>
+                                <w:rFonts w:ascii="Cambria Math" w:eastAsia="Times New Roman" w:hAnsi="Cambria Math" w:cs="Times New Roman"/>
+                                <w:bCs/>
+                                <w:color w:val="0F1115"/>
+                                <w:sz w:val="28"/>
+                                <w:szCs w:val="28"/>
+                                <w:lang w:eastAsia="ru-RU"/>
+                              </w:rPr>
+                            </m:ctrlPr>
+                          </m:sSubPr>
+                          <m:e>
+                            <m:r>
+                              <w:rPr>
+                                <w:rFonts w:ascii="Cambria Math" w:eastAsia="Times New Roman" w:hAnsi="Cambria Math" w:cs="Times New Roman"/>
+                                <w:color w:val="0F1115"/>
+                                <w:sz w:val="28"/>
+                                <w:szCs w:val="28"/>
+                                <w:lang w:eastAsia="ru-RU"/>
+                              </w:rPr>
+                              <m:t>σ</m:t>
+                            </m:r>
+                          </m:e>
+                          <m:sub>
+                            <m:r>
+                              <w:rPr>
+                                <w:rFonts w:ascii="Cambria Math" w:eastAsia="Times New Roman" w:hAnsi="Cambria Math" w:cs="Times New Roman"/>
+                                <w:color w:val="0F1115"/>
+                                <w:sz w:val="28"/>
+                                <w:szCs w:val="28"/>
+                                <w:lang w:eastAsia="ru-RU"/>
+                              </w:rPr>
+                              <m:t>y</m:t>
+                            </m:r>
+                          </m:sub>
+                        </m:sSub>
+                      </m:e>
+                      <m:sup>
+                        <m:r>
+                          <m:rPr>
+                            <m:sty m:val="p"/>
+                          </m:rPr>
+                          <w:rPr>
+                            <w:rFonts w:ascii="Cambria Math" w:eastAsia="Times New Roman" w:hAnsi="Cambria Math" w:cs="Times New Roman"/>
+                            <w:color w:val="0F1115"/>
+                            <w:sz w:val="28"/>
+                            <w:szCs w:val="28"/>
+                            <w:lang w:eastAsia="ru-RU"/>
+                          </w:rPr>
+                          <m:t>2</m:t>
+                        </m:r>
+                      </m:sup>
+                    </m:sSup>
+                  </m:e>
+                </m:mr>
+              </m:m>
+            </m:e>
+          </m:d>
+          <m:r>
+            <m:rPr>
+              <m:sty m:val="p"/>
+            </m:rPr>
+            <w:rPr>
+              <w:rFonts w:ascii="Cambria Math" w:eastAsia="Times New Roman" w:hAnsi="Cambria Math" w:cs="Times New Roman"/>
+              <w:color w:val="0F1115"/>
+              <w:sz w:val="28"/>
+              <w:szCs w:val="28"/>
+              <w:lang w:eastAsia="ru-RU"/>
+            </w:rPr>
+            <m:t>,</m:t>
+          </m:r>
+        </m:oMath>
+      </m:oMathPara>
+    </w:p>
+    <w:p>
+      <w:pPr>
+        <w:shd w:val="clear" w:color="auto" w:fill="FFFFFF"/>
+        <w:spacing w:after="0" w:line="240" w:lineRule="auto"/>
+        <w:rPr>
+          <w:rFonts w:ascii="Times New Roman" w:eastAsia="Times New Roman" w:hAnsi="Times New Roman" w:cs="Times New Roman"/>
+          <w:bCs/>
+          <w:color w:val="0F1115"/>
+          <w:sz w:val="28"/>
+          <w:szCs w:val="28"/>
+          <w:lang w:eastAsia="ru-RU"/>
+        </w:rPr>
+      </w:pPr>
+      <w:r>
+        <w:rPr>
+          <w:rFonts w:ascii="Times New Roman" w:eastAsia="Times New Roman" w:hAnsi="Times New Roman" w:cs="Times New Roman"/>
+          <w:bCs/>
+          <w:color w:val="0F1115"/>
+          <w:sz w:val="28"/>
+          <w:szCs w:val="28"/>
+          <w:lang w:eastAsia="ru-RU"/>
+        </w:rPr>
+        <w:t xml:space="preserve">Ковариационная матрица описывает разброс данных и их взаимосвязь: диагональные элементы показывают разброс вдоль осей, а </w:t>
+      </w:r>
+      <w:proofErr w:type="spellStart"/>
+      <w:r>
+        <w:rPr>
+          <w:rFonts w:ascii="Times New Roman" w:eastAsia="Times New Roman" w:hAnsi="Times New Roman" w:cs="Times New Roman"/>
+          <w:bCs/>
+          <w:color w:val="0F1115"/>
+          <w:sz w:val="28"/>
+          <w:szCs w:val="28"/>
+          <w:lang w:eastAsia="ru-RU"/>
+        </w:rPr>
+        <w:t>внедиагональные</w:t>
+      </w:r>
+      <w:proofErr w:type="spellEnd"/>
+      <w:r>
+        <w:rPr>
+          <w:rFonts w:ascii="Times New Roman" w:eastAsia="Times New Roman" w:hAnsi="Times New Roman" w:cs="Times New Roman"/>
+          <w:bCs/>
+          <w:color w:val="0F1115"/>
+          <w:sz w:val="28"/>
+          <w:szCs w:val="28"/>
+          <w:lang w:eastAsia="ru-RU"/>
+        </w:rPr>
+        <w:t xml:space="preserve"> — степень линейной зависимости между </w:t>
+      </w:r>
+      <w:r>
+        <w:rPr>
+          <w:rFonts w:ascii="Times New Roman" w:eastAsia="Times New Roman" w:hAnsi="Times New Roman" w:cs="Times New Roman"/>
+          <w:bCs/>
+          <w:sz w:val="28"/>
+          <w:szCs w:val="28"/>
+          <w:lang w:eastAsia="ru-RU"/>
+        </w:rPr>
+        <w:t xml:space="preserve">X </w:t>
+      </w:r>
+      <w:r>
+        <w:rPr>
+          <w:rFonts w:ascii="Times New Roman" w:eastAsia="Times New Roman" w:hAnsi="Times New Roman" w:cs="Times New Roman"/>
+          <w:bCs/>
+          <w:color w:val="0F1115"/>
+          <w:sz w:val="28"/>
+          <w:szCs w:val="28"/>
+          <w:lang w:eastAsia="ru-RU"/>
+        </w:rPr>
+        <w:t>и </w:t>
+      </w:r>
+      <w:r>
+        <w:rPr>
+          <w:rFonts w:ascii="Times New Roman" w:eastAsia="Times New Roman" w:hAnsi="Times New Roman" w:cs="Times New Roman"/>
+          <w:bCs/>
+          <w:sz w:val="28"/>
+          <w:szCs w:val="28"/>
+          <w:lang w:eastAsia="ru-RU"/>
+        </w:rPr>
+        <w:t>Y</w:t>
+      </w:r>
+      <w:r>
+        <w:rPr>
+          <w:rFonts w:ascii="Times New Roman" w:eastAsia="Times New Roman" w:hAnsi="Times New Roman" w:cs="Times New Roman"/>
+          <w:bCs/>
           <w:color w:val="0F1115"/>
           <w:sz w:val="28"/>
           <w:szCs w:val="28"/>
@@ -4067,7 +4588,20 @@
           <w:szCs w:val="28"/>
           <w:lang w:eastAsia="ru-RU"/>
         </w:rPr>
-        <w:t xml:space="preserve">. Смесь состоит из 90% точек с сильной положительной корреляцией </w:t>
+        <w:t xml:space="preserve">. Смесь состоит из 90% точек с сильной </w:t>
+      </w:r>
+      <w:r>
+        <w:rPr>
+          <w:rFonts w:ascii="Times New Roman" w:eastAsia="Times New Roman" w:hAnsi="Times New Roman" w:cs="Times New Roman"/>
+          <w:bCs/>
+          <w:iCs/>
+          <w:color w:val="0F1115"/>
+          <w:sz w:val="28"/>
+          <w:szCs w:val="28"/>
+          <w:lang w:eastAsia="ru-RU"/>
+        </w:rPr>
+        <w:lastRenderedPageBreak/>
+        <w:t xml:space="preserve">положительной корреляцией </w:t>
       </w:r>
       <m:oMath>
         <m:r>
@@ -4210,7 +4744,6 @@
               <w:szCs w:val="28"/>
               <w:lang w:eastAsia="ru-RU"/>
             </w:rPr>
-            <w:lastRenderedPageBreak/>
             <m:t>r=</m:t>
           </m:r>
           <m:f>
@@ -7668,9 +8201,13 @@
           <w:szCs w:val="28"/>
           <w:lang w:eastAsia="ru-RU"/>
         </w:rPr>
-        <w:t xml:space="preserve">Расчёт коэффициента корреляции для смеси распределений: Дисперсия симметрична для </w:t>
-      </w:r>
-      <w:r>
+        <w:t xml:space="preserve">Расчёт коэффициента корреляции для смеси распределений: </w:t>
+      </w:r>
+    </w:p>
+    <w:p>
+      <w:pPr>
+        <w:shd w:val="clear" w:color="auto" w:fill="FFFFFF"/>
+        <w:spacing w:after="0" w:line="240" w:lineRule="auto"/>
         <w:rPr>
           <w:rFonts w:ascii="Times New Roman" w:eastAsia="Times New Roman" w:hAnsi="Times New Roman" w:cs="Times New Roman"/>
           <w:bCs/>
@@ -7678,10 +8215,9 @@
           <w:color w:val="0F1115"/>
           <w:sz w:val="28"/>
           <w:szCs w:val="28"/>
-          <w:lang w:val="en-US" w:eastAsia="ru-RU"/>
-        </w:rPr>
-        <w:t>x</w:t>
-      </w:r>
+          <w:lang w:eastAsia="ru-RU"/>
+        </w:rPr>
+      </w:pPr>
       <w:r>
         <w:rPr>
           <w:rFonts w:ascii="Times New Roman" w:eastAsia="Times New Roman" w:hAnsi="Times New Roman" w:cs="Times New Roman"/>
@@ -7692,7 +8228,7 @@
           <w:szCs w:val="28"/>
           <w:lang w:eastAsia="ru-RU"/>
         </w:rPr>
-        <w:t xml:space="preserve"> </w:t>
+        <w:t>Смесь состоит из 90% точек с параметрами</w:t>
       </w:r>
       <w:r>
         <w:rPr>
@@ -7704,8 +8240,120 @@
           <w:szCs w:val="28"/>
           <w:lang w:eastAsia="ru-RU"/>
         </w:rPr>
-        <w:t xml:space="preserve">и </w:t>
-      </w:r>
+        <w:t xml:space="preserve"> </w:t>
+      </w:r>
+      <m:oMath>
+        <m:sSub>
+          <m:sSubPr>
+            <m:ctrlPr>
+              <w:rPr>
+                <w:rFonts w:ascii="Cambria Math" w:eastAsia="Times New Roman" w:hAnsi="Cambria Math" w:cs="Times New Roman"/>
+                <w:bCs/>
+                <w:iCs/>
+                <w:color w:val="0F1115"/>
+                <w:sz w:val="28"/>
+                <w:szCs w:val="28"/>
+                <w:lang w:eastAsia="ru-RU"/>
+              </w:rPr>
+            </m:ctrlPr>
+          </m:sSubPr>
+          <m:e>
+            <m:r>
+              <w:rPr>
+                <w:rFonts w:ascii="Cambria Math" w:eastAsia="Times New Roman" w:hAnsi="Cambria Math" w:cs="Times New Roman"/>
+                <w:color w:val="0F1115"/>
+                <w:sz w:val="28"/>
+                <w:szCs w:val="28"/>
+                <w:lang w:eastAsia="ru-RU"/>
+              </w:rPr>
+              <m:t>ρ</m:t>
+            </m:r>
+          </m:e>
+          <m:sub>
+            <m:r>
+              <m:rPr>
+                <m:sty m:val="p"/>
+              </m:rPr>
+              <w:rPr>
+                <w:rFonts w:ascii="Cambria Math" w:eastAsia="Times New Roman" w:hAnsi="Cambria Math" w:cs="Times New Roman"/>
+                <w:color w:val="0F1115"/>
+                <w:sz w:val="28"/>
+                <w:szCs w:val="28"/>
+                <w:lang w:eastAsia="ru-RU"/>
+              </w:rPr>
+              <m:t>1</m:t>
+            </m:r>
+          </m:sub>
+        </m:sSub>
+        <m:r>
+          <m:rPr>
+            <m:sty m:val="p"/>
+          </m:rPr>
+          <w:rPr>
+            <w:rFonts w:ascii="Cambria Math" w:eastAsia="Times New Roman" w:hAnsi="Cambria Math" w:cs="Times New Roman"/>
+            <w:color w:val="0F1115"/>
+            <w:sz w:val="28"/>
+            <w:szCs w:val="28"/>
+            <w:lang w:eastAsia="ru-RU"/>
+          </w:rPr>
+          <m:t xml:space="preserve">=0.9, </m:t>
+        </m:r>
+        <m:sSub>
+          <m:sSubPr>
+            <m:ctrlPr>
+              <w:rPr>
+                <w:rFonts w:ascii="Cambria Math" w:eastAsia="Times New Roman" w:hAnsi="Cambria Math" w:cs="Times New Roman"/>
+                <w:bCs/>
+                <w:iCs/>
+                <w:color w:val="0F1115"/>
+                <w:sz w:val="28"/>
+                <w:szCs w:val="28"/>
+                <w:lang w:eastAsia="ru-RU"/>
+              </w:rPr>
+            </m:ctrlPr>
+          </m:sSubPr>
+          <m:e>
+            <m:r>
+              <w:rPr>
+                <w:rFonts w:ascii="Cambria Math" w:eastAsia="Times New Roman" w:hAnsi="Cambria Math" w:cs="Times New Roman"/>
+                <w:color w:val="0F1115"/>
+                <w:sz w:val="28"/>
+                <w:szCs w:val="28"/>
+                <w:lang w:eastAsia="ru-RU"/>
+              </w:rPr>
+              <m:t>σ</m:t>
+            </m:r>
+          </m:e>
+          <m:sub>
+            <m:r>
+              <m:rPr>
+                <m:sty m:val="p"/>
+              </m:rPr>
+              <w:rPr>
+                <w:rFonts w:ascii="Cambria Math" w:eastAsia="Times New Roman" w:hAnsi="Cambria Math" w:cs="Times New Roman"/>
+                <w:color w:val="0F1115"/>
+                <w:sz w:val="28"/>
+                <w:szCs w:val="28"/>
+                <w:lang w:eastAsia="ru-RU"/>
+              </w:rPr>
+              <m:t>1</m:t>
+            </m:r>
+          </m:sub>
+        </m:sSub>
+        <m:r>
+          <m:rPr>
+            <m:sty m:val="p"/>
+          </m:rPr>
+          <w:rPr>
+            <w:rFonts w:ascii="Cambria Math" w:eastAsia="Times New Roman" w:hAnsi="Cambria Math" w:cs="Times New Roman"/>
+            <w:color w:val="0F1115"/>
+            <w:sz w:val="28"/>
+            <w:szCs w:val="28"/>
+            <w:lang w:eastAsia="ru-RU"/>
+          </w:rPr>
+          <m:t>=1</m:t>
+        </m:r>
+      </m:oMath>
       <w:r>
         <w:rPr>
           <w:rFonts w:ascii="Times New Roman" w:eastAsia="Times New Roman" w:hAnsi="Times New Roman" w:cs="Times New Roman"/>
@@ -7714,7 +8362,285 @@
           <w:color w:val="0F1115"/>
           <w:sz w:val="28"/>
           <w:szCs w:val="28"/>
-          <w:lang w:val="en-US" w:eastAsia="ru-RU"/>
+          <w:lang w:eastAsia="ru-RU"/>
+        </w:rPr>
+        <w:t xml:space="preserve"> </w:t>
+      </w:r>
+      <w:r>
+        <w:rPr>
+          <w:rFonts w:ascii="Times New Roman" w:eastAsia="Times New Roman" w:hAnsi="Times New Roman" w:cs="Times New Roman"/>
+          <w:bCs/>
+          <w:iCs/>
+          <w:color w:val="0F1115"/>
+          <w:sz w:val="28"/>
+          <w:szCs w:val="28"/>
+          <w:lang w:eastAsia="ru-RU"/>
+        </w:rPr>
+        <w:t>и 10% точек с параметрами</w:t>
+      </w:r>
+      <w:r>
+        <w:rPr>
+          <w:rFonts w:ascii="Times New Roman" w:eastAsia="Times New Roman" w:hAnsi="Times New Roman" w:cs="Times New Roman"/>
+          <w:bCs/>
+          <w:iCs/>
+          <w:color w:val="0F1115"/>
+          <w:sz w:val="28"/>
+          <w:szCs w:val="28"/>
+          <w:lang w:eastAsia="ru-RU"/>
+        </w:rPr>
+        <w:t xml:space="preserve"> </w:t>
+      </w:r>
+      <m:oMath>
+        <m:sSub>
+          <m:sSubPr>
+            <m:ctrlPr>
+              <w:rPr>
+                <w:rFonts w:ascii="Cambria Math" w:eastAsia="Times New Roman" w:hAnsi="Cambria Math" w:cs="Times New Roman"/>
+                <w:bCs/>
+                <w:iCs/>
+                <w:color w:val="0F1115"/>
+                <w:sz w:val="28"/>
+                <w:szCs w:val="28"/>
+                <w:lang w:eastAsia="ru-RU"/>
+              </w:rPr>
+            </m:ctrlPr>
+          </m:sSubPr>
+          <m:e>
+            <m:r>
+              <w:rPr>
+                <w:rFonts w:ascii="Cambria Math" w:eastAsia="Times New Roman" w:hAnsi="Cambria Math" w:cs="Times New Roman"/>
+                <w:color w:val="0F1115"/>
+                <w:sz w:val="28"/>
+                <w:szCs w:val="28"/>
+                <w:lang w:eastAsia="ru-RU"/>
+              </w:rPr>
+              <m:t>ρ</m:t>
+            </m:r>
+          </m:e>
+          <m:sub>
+            <m:r>
+              <m:rPr>
+                <m:sty m:val="p"/>
+              </m:rPr>
+              <w:rPr>
+                <w:rFonts w:ascii="Cambria Math" w:eastAsia="Times New Roman" w:hAnsi="Cambria Math" w:cs="Times New Roman"/>
+                <w:color w:val="0F1115"/>
+                <w:sz w:val="28"/>
+                <w:szCs w:val="28"/>
+                <w:lang w:eastAsia="ru-RU"/>
+              </w:rPr>
+              <m:t>2</m:t>
+            </m:r>
+          </m:sub>
+        </m:sSub>
+        <m:r>
+          <m:rPr>
+            <m:sty m:val="p"/>
+          </m:rPr>
+          <w:rPr>
+            <w:rFonts w:ascii="Cambria Math" w:eastAsia="Times New Roman" w:hAnsi="Cambria Math" w:cs="Times New Roman"/>
+            <w:color w:val="0F1115"/>
+            <w:sz w:val="28"/>
+            <w:szCs w:val="28"/>
+            <w:lang w:eastAsia="ru-RU"/>
+          </w:rPr>
+          <m:t>=</m:t>
+        </m:r>
+        <m:r>
+          <m:rPr>
+            <m:sty m:val="p"/>
+          </m:rPr>
+          <w:rPr>
+            <w:rFonts w:ascii="Cambria Math" w:eastAsia="Times New Roman" w:hAnsi="Cambria Math" w:cs="Times New Roman"/>
+            <w:color w:val="0F1115"/>
+            <w:sz w:val="28"/>
+            <w:szCs w:val="28"/>
+            <w:lang w:eastAsia="ru-RU"/>
+          </w:rPr>
+          <m:t>-</m:t>
+        </m:r>
+        <m:r>
+          <m:rPr>
+            <m:sty m:val="p"/>
+          </m:rPr>
+          <w:rPr>
+            <w:rFonts w:ascii="Cambria Math" w:eastAsia="Times New Roman" w:hAnsi="Cambria Math" w:cs="Times New Roman"/>
+            <w:color w:val="0F1115"/>
+            <w:sz w:val="28"/>
+            <w:szCs w:val="28"/>
+            <w:lang w:eastAsia="ru-RU"/>
+          </w:rPr>
+          <m:t xml:space="preserve">0.9, </m:t>
+        </m:r>
+        <m:sSub>
+          <m:sSubPr>
+            <m:ctrlPr>
+              <w:rPr>
+                <w:rFonts w:ascii="Cambria Math" w:eastAsia="Times New Roman" w:hAnsi="Cambria Math" w:cs="Times New Roman"/>
+                <w:bCs/>
+                <w:iCs/>
+                <w:color w:val="0F1115"/>
+                <w:sz w:val="28"/>
+                <w:szCs w:val="28"/>
+                <w:lang w:eastAsia="ru-RU"/>
+              </w:rPr>
+            </m:ctrlPr>
+          </m:sSubPr>
+          <m:e>
+            <m:r>
+              <w:rPr>
+                <w:rFonts w:ascii="Cambria Math" w:eastAsia="Times New Roman" w:hAnsi="Cambria Math" w:cs="Times New Roman"/>
+                <w:color w:val="0F1115"/>
+                <w:sz w:val="28"/>
+                <w:szCs w:val="28"/>
+                <w:lang w:eastAsia="ru-RU"/>
+              </w:rPr>
+              <m:t>σ</m:t>
+            </m:r>
+          </m:e>
+          <m:sub>
+            <m:r>
+              <m:rPr>
+                <m:sty m:val="p"/>
+              </m:rPr>
+              <w:rPr>
+                <w:rFonts w:ascii="Cambria Math" w:eastAsia="Times New Roman" w:hAnsi="Cambria Math" w:cs="Times New Roman"/>
+                <w:color w:val="0F1115"/>
+                <w:sz w:val="28"/>
+                <w:szCs w:val="28"/>
+                <w:lang w:eastAsia="ru-RU"/>
+              </w:rPr>
+              <m:t>2</m:t>
+            </m:r>
+          </m:sub>
+        </m:sSub>
+        <m:r>
+          <m:rPr>
+            <m:sty m:val="p"/>
+          </m:rPr>
+          <w:rPr>
+            <w:rFonts w:ascii="Cambria Math" w:eastAsia="Times New Roman" w:hAnsi="Cambria Math" w:cs="Times New Roman"/>
+            <w:color w:val="0F1115"/>
+            <w:sz w:val="28"/>
+            <w:szCs w:val="28"/>
+            <w:lang w:eastAsia="ru-RU"/>
+          </w:rPr>
+          <m:t>=</m:t>
+        </m:r>
+        <m:rad>
+          <m:radPr>
+            <m:degHide m:val="1"/>
+            <m:ctrlPr>
+              <w:rPr>
+                <w:rFonts w:ascii="Cambria Math" w:eastAsia="Times New Roman" w:hAnsi="Cambria Math" w:cs="Times New Roman"/>
+                <w:bCs/>
+                <w:iCs/>
+                <w:color w:val="0F1115"/>
+                <w:sz w:val="28"/>
+                <w:szCs w:val="28"/>
+                <w:lang w:eastAsia="ru-RU"/>
+              </w:rPr>
+            </m:ctrlPr>
+          </m:radPr>
+          <m:deg/>
+          <m:e>
+            <m:r>
+              <m:rPr>
+                <m:sty m:val="p"/>
+              </m:rPr>
+              <w:rPr>
+                <w:rFonts w:ascii="Cambria Math" w:eastAsia="Times New Roman" w:hAnsi="Cambria Math" w:cs="Times New Roman"/>
+                <w:color w:val="0F1115"/>
+                <w:sz w:val="28"/>
+                <w:szCs w:val="28"/>
+                <w:lang w:eastAsia="ru-RU"/>
+              </w:rPr>
+              <m:t>10</m:t>
+            </m:r>
+          </m:e>
+        </m:rad>
+      </m:oMath>
+      <w:r>
+        <w:rPr>
+          <w:rFonts w:ascii="Times New Roman" w:eastAsia="Times New Roman" w:hAnsi="Times New Roman" w:cs="Times New Roman"/>
+          <w:bCs/>
+          <w:iCs/>
+          <w:color w:val="0F1115"/>
+          <w:sz w:val="28"/>
+          <w:szCs w:val="28"/>
+          <w:lang w:eastAsia="ru-RU"/>
+        </w:rPr>
+        <w:t>.</w:t>
+      </w:r>
+      <w:r>
+        <w:rPr>
+          <w:rFonts w:ascii="Times New Roman" w:eastAsia="Times New Roman" w:hAnsi="Times New Roman" w:cs="Times New Roman"/>
+          <w:bCs/>
+          <w:iCs/>
+          <w:color w:val="0F1115"/>
+          <w:sz w:val="28"/>
+          <w:szCs w:val="28"/>
+          <w:lang w:eastAsia="ru-RU"/>
+        </w:rPr>
+        <w:t xml:space="preserve"> </w:t>
+      </w:r>
+      <w:r>
+        <w:rPr>
+          <w:rFonts w:ascii="Times New Roman" w:eastAsia="Times New Roman" w:hAnsi="Times New Roman" w:cs="Times New Roman"/>
+          <w:bCs/>
+          <w:iCs/>
+          <w:color w:val="0F1115"/>
+          <w:sz w:val="28"/>
+          <w:szCs w:val="28"/>
+          <w:lang w:eastAsia="ru-RU"/>
+        </w:rPr>
+        <w:t xml:space="preserve">Дисперсия симметрична для </w:t>
+      </w:r>
+      <w:r>
+        <w:rPr>
+          <w:rFonts w:ascii="Times New Roman" w:eastAsia="Times New Roman" w:hAnsi="Times New Roman" w:cs="Times New Roman"/>
+          <w:bCs/>
+          <w:iCs/>
+          <w:color w:val="0F1115"/>
+          <w:sz w:val="28"/>
+          <w:szCs w:val="28"/>
+          <w:lang w:eastAsia="ru-RU"/>
+        </w:rPr>
+        <w:t>x</w:t>
+      </w:r>
+      <w:r>
+        <w:rPr>
+          <w:rFonts w:ascii="Times New Roman" w:eastAsia="Times New Roman" w:hAnsi="Times New Roman" w:cs="Times New Roman"/>
+          <w:bCs/>
+          <w:iCs/>
+          <w:color w:val="0F1115"/>
+          <w:sz w:val="28"/>
+          <w:szCs w:val="28"/>
+          <w:lang w:eastAsia="ru-RU"/>
+        </w:rPr>
+        <w:t xml:space="preserve"> </w:t>
+      </w:r>
+      <w:r>
+        <w:rPr>
+          <w:rFonts w:ascii="Times New Roman" w:eastAsia="Times New Roman" w:hAnsi="Times New Roman" w:cs="Times New Roman"/>
+          <w:bCs/>
+          <w:iCs/>
+          <w:color w:val="0F1115"/>
+          <w:sz w:val="28"/>
+          <w:szCs w:val="28"/>
+          <w:lang w:eastAsia="ru-RU"/>
+        </w:rPr>
+        <w:t xml:space="preserve">и </w:t>
+      </w:r>
+      <w:r>
+        <w:rPr>
+          <w:rFonts w:ascii="Times New Roman" w:eastAsia="Times New Roman" w:hAnsi="Times New Roman" w:cs="Times New Roman"/>
+          <w:bCs/>
+          <w:iCs/>
+          <w:color w:val="0F1115"/>
+          <w:sz w:val="28"/>
+          <w:szCs w:val="28"/>
+          <w:lang w:eastAsia="ru-RU"/>
         </w:rPr>
         <w:t>y</w:t>
       </w:r>
@@ -7739,49 +8665,12 @@
             <w:szCs w:val="28"/>
             <w:lang w:eastAsia="ru-RU"/>
           </w:rPr>
-          <m:t>D=0.</m:t>
+          <m:t>D</m:t>
         </m:r>
-        <m:sSup>
-          <m:sSupPr>
-            <m:ctrlPr>
-              <w:rPr>
-                <w:rFonts w:ascii="Cambria Math" w:eastAsia="Times New Roman" w:hAnsi="Cambria Math" w:cs="Times New Roman"/>
-                <w:bCs/>
-                <w:i/>
-                <w:iCs/>
-                <w:color w:val="0F1115"/>
-                <w:sz w:val="28"/>
-                <w:szCs w:val="28"/>
-                <w:lang w:eastAsia="ru-RU"/>
-              </w:rPr>
-            </m:ctrlPr>
-          </m:sSupPr>
-          <m:e>
-            <m:r>
-              <w:rPr>
-                <w:rFonts w:ascii="Cambria Math" w:eastAsia="Times New Roman" w:hAnsi="Cambria Math" w:cs="Times New Roman"/>
-                <w:color w:val="0F1115"/>
-                <w:sz w:val="28"/>
-                <w:szCs w:val="28"/>
-                <w:lang w:eastAsia="ru-RU"/>
-              </w:rPr>
-              <m:t>9</m:t>
-            </m:r>
-          </m:e>
-          <m:sup>
-            <m:r>
-              <w:rPr>
-                <w:rFonts w:ascii="Cambria Math" w:eastAsia="Times New Roman" w:hAnsi="Cambria Math" w:cs="Times New Roman"/>
-                <w:color w:val="0F1115"/>
-                <w:sz w:val="28"/>
-                <w:szCs w:val="28"/>
-                <w:lang w:eastAsia="ru-RU"/>
-              </w:rPr>
-              <m:t>2</m:t>
-            </m:r>
-          </m:sup>
-        </m:sSup>
         <m:r>
+          <m:rPr>
+            <m:sty m:val="p"/>
+          </m:rPr>
           <w:rPr>
             <w:rFonts w:ascii="Cambria Math" w:eastAsia="Times New Roman" w:hAnsi="Cambria Math" w:cs="Times New Roman"/>
             <w:color w:val="0F1115"/>
@@ -7789,15 +8678,14 @@
             <w:szCs w:val="28"/>
             <w:lang w:eastAsia="ru-RU"/>
           </w:rPr>
-          <m:t>*</m:t>
+          <m:t>=</m:t>
         </m:r>
-        <m:sSub>
-          <m:sSubPr>
+        <m:sSup>
+          <m:sSupPr>
             <m:ctrlPr>
               <w:rPr>
                 <w:rFonts w:ascii="Cambria Math" w:eastAsia="Times New Roman" w:hAnsi="Cambria Math" w:cs="Times New Roman"/>
                 <w:bCs/>
-                <w:i/>
                 <w:iCs/>
                 <w:color w:val="0F1115"/>
                 <w:sz w:val="28"/>
@@ -7805,9 +8693,56 @@
                 <w:lang w:eastAsia="ru-RU"/>
               </w:rPr>
             </m:ctrlPr>
-          </m:sSubPr>
+          </m:sSupPr>
           <m:e>
+            <m:sSub>
+              <m:sSubPr>
+                <m:ctrlPr>
+                  <w:rPr>
+                    <w:rFonts w:ascii="Cambria Math" w:eastAsia="Times New Roman" w:hAnsi="Cambria Math" w:cs="Times New Roman"/>
+                    <w:bCs/>
+                    <w:iCs/>
+                    <w:color w:val="0F1115"/>
+                    <w:sz w:val="28"/>
+                    <w:szCs w:val="28"/>
+                    <w:lang w:eastAsia="ru-RU"/>
+                  </w:rPr>
+                </m:ctrlPr>
+              </m:sSubPr>
+              <m:e>
+                <m:r>
+                  <w:rPr>
+                    <w:rFonts w:ascii="Cambria Math" w:eastAsia="Times New Roman" w:hAnsi="Cambria Math" w:cs="Times New Roman"/>
+                    <w:color w:val="0F1115"/>
+                    <w:sz w:val="28"/>
+                    <w:szCs w:val="28"/>
+                    <w:lang w:eastAsia="ru-RU"/>
+                  </w:rPr>
+                  <m:t>p</m:t>
+                </m:r>
+              </m:e>
+              <m:sub>
+                <m:r>
+                  <m:rPr>
+                    <m:sty m:val="p"/>
+                  </m:rPr>
+                  <w:rPr>
+                    <w:rFonts w:ascii="Cambria Math" w:eastAsia="Times New Roman" w:hAnsi="Cambria Math" w:cs="Times New Roman"/>
+                    <w:color w:val="0F1115"/>
+                    <w:sz w:val="28"/>
+                    <w:szCs w:val="28"/>
+                    <w:lang w:eastAsia="ru-RU"/>
+                  </w:rPr>
+                  <m:t>1</m:t>
+                </m:r>
+              </m:sub>
+            </m:sSub>
+          </m:e>
+          <m:sup>
             <m:r>
+              <m:rPr>
+                <m:sty m:val="p"/>
+              </m:rPr>
               <w:rPr>
                 <w:rFonts w:ascii="Cambria Math" w:eastAsia="Times New Roman" w:hAnsi="Cambria Math" w:cs="Times New Roman"/>
                 <w:color w:val="0F1115"/>
@@ -7815,11 +8750,73 @@
                 <w:szCs w:val="28"/>
                 <w:lang w:eastAsia="ru-RU"/>
               </w:rPr>
-              <m:t>D</m:t>
+              <m:t>2</m:t>
             </m:r>
+          </m:sup>
+        </m:sSup>
+        <m:sSup>
+          <m:sSupPr>
+            <m:ctrlPr>
+              <w:rPr>
+                <w:rFonts w:ascii="Cambria Math" w:eastAsia="Times New Roman" w:hAnsi="Cambria Math" w:cs="Times New Roman"/>
+                <w:bCs/>
+                <w:iCs/>
+                <w:color w:val="0F1115"/>
+                <w:sz w:val="28"/>
+                <w:szCs w:val="28"/>
+                <w:lang w:eastAsia="ru-RU"/>
+              </w:rPr>
+            </m:ctrlPr>
+          </m:sSupPr>
+          <m:e>
+            <m:sSub>
+              <m:sSubPr>
+                <m:ctrlPr>
+                  <w:rPr>
+                    <w:rFonts w:ascii="Cambria Math" w:eastAsia="Times New Roman" w:hAnsi="Cambria Math" w:cs="Times New Roman"/>
+                    <w:bCs/>
+                    <w:iCs/>
+                    <w:color w:val="0F1115"/>
+                    <w:sz w:val="28"/>
+                    <w:szCs w:val="28"/>
+                    <w:lang w:eastAsia="ru-RU"/>
+                  </w:rPr>
+                </m:ctrlPr>
+              </m:sSubPr>
+              <m:e>
+                <m:r>
+                  <w:rPr>
+                    <w:rFonts w:ascii="Cambria Math" w:eastAsia="Times New Roman" w:hAnsi="Cambria Math" w:cs="Times New Roman"/>
+                    <w:color w:val="0F1115"/>
+                    <w:sz w:val="28"/>
+                    <w:szCs w:val="28"/>
+                    <w:lang w:eastAsia="ru-RU"/>
+                  </w:rPr>
+                  <m:t>σ</m:t>
+                </m:r>
+              </m:e>
+              <m:sub>
+                <m:r>
+                  <m:rPr>
+                    <m:sty m:val="p"/>
+                  </m:rPr>
+                  <w:rPr>
+                    <w:rFonts w:ascii="Cambria Math" w:eastAsia="Times New Roman" w:hAnsi="Cambria Math" w:cs="Times New Roman"/>
+                    <w:color w:val="0F1115"/>
+                    <w:sz w:val="28"/>
+                    <w:szCs w:val="28"/>
+                    <w:lang w:eastAsia="ru-RU"/>
+                  </w:rPr>
+                  <m:t>1</m:t>
+                </m:r>
+              </m:sub>
+            </m:sSub>
           </m:e>
-          <m:sub>
+          <m:sup>
             <m:r>
+              <m:rPr>
+                <m:sty m:val="p"/>
+              </m:rPr>
               <w:rPr>
                 <w:rFonts w:ascii="Cambria Math" w:eastAsia="Times New Roman" w:hAnsi="Cambria Math" w:cs="Times New Roman"/>
                 <w:color w:val="0F1115"/>
@@ -7827,11 +8824,14 @@
                 <w:szCs w:val="28"/>
                 <w:lang w:eastAsia="ru-RU"/>
               </w:rPr>
-              <m:t>1</m:t>
+              <m:t>2</m:t>
             </m:r>
-          </m:sub>
-        </m:sSub>
+          </m:sup>
+        </m:sSup>
         <m:r>
+          <m:rPr>
+            <m:sty m:val="p"/>
+          </m:rPr>
           <w:rPr>
             <w:rFonts w:ascii="Cambria Math" w:eastAsia="Times New Roman" w:hAnsi="Cambria Math" w:cs="Times New Roman"/>
             <w:color w:val="0F1115"/>
@@ -7847,7 +8847,6 @@
               <w:rPr>
                 <w:rFonts w:ascii="Cambria Math" w:eastAsia="Times New Roman" w:hAnsi="Cambria Math" w:cs="Times New Roman"/>
                 <w:bCs/>
-                <w:i/>
                 <w:iCs/>
                 <w:color w:val="0F1115"/>
                 <w:sz w:val="28"/>
@@ -7857,7 +8856,54 @@
             </m:ctrlPr>
           </m:sSupPr>
           <m:e>
+            <m:sSub>
+              <m:sSubPr>
+                <m:ctrlPr>
+                  <w:rPr>
+                    <w:rFonts w:ascii="Cambria Math" w:eastAsia="Times New Roman" w:hAnsi="Cambria Math" w:cs="Times New Roman"/>
+                    <w:bCs/>
+                    <w:iCs/>
+                    <w:color w:val="0F1115"/>
+                    <w:sz w:val="28"/>
+                    <w:szCs w:val="28"/>
+                    <w:lang w:eastAsia="ru-RU"/>
+                  </w:rPr>
+                </m:ctrlPr>
+              </m:sSubPr>
+              <m:e>
+                <m:r>
+                  <w:rPr>
+                    <w:rFonts w:ascii="Cambria Math" w:eastAsia="Times New Roman" w:hAnsi="Cambria Math" w:cs="Times New Roman"/>
+                    <w:color w:val="0F1115"/>
+                    <w:sz w:val="28"/>
+                    <w:szCs w:val="28"/>
+                    <w:lang w:eastAsia="ru-RU"/>
+                  </w:rPr>
+                  <m:t>p</m:t>
+                </m:r>
+              </m:e>
+              <m:sub>
+                <m:r>
+                  <m:rPr>
+                    <m:sty m:val="p"/>
+                  </m:rPr>
+                  <w:rPr>
+                    <w:rFonts w:ascii="Cambria Math" w:eastAsia="Times New Roman" w:hAnsi="Cambria Math" w:cs="Times New Roman"/>
+                    <w:color w:val="0F1115"/>
+                    <w:sz w:val="28"/>
+                    <w:szCs w:val="28"/>
+                    <w:lang w:eastAsia="ru-RU"/>
+                  </w:rPr>
+                  <m:t>2</m:t>
+                </m:r>
+              </m:sub>
+            </m:sSub>
+          </m:e>
+          <m:sup>
             <m:r>
+              <m:rPr>
+                <m:sty m:val="p"/>
+              </m:rPr>
               <w:rPr>
                 <w:rFonts w:ascii="Cambria Math" w:eastAsia="Times New Roman" w:hAnsi="Cambria Math" w:cs="Times New Roman"/>
                 <w:color w:val="0F1115"/>
@@ -7865,11 +8911,73 @@
                 <w:szCs w:val="28"/>
                 <w:lang w:eastAsia="ru-RU"/>
               </w:rPr>
-              <m:t>0.1</m:t>
+              <m:t>2</m:t>
             </m:r>
+          </m:sup>
+        </m:sSup>
+        <m:sSup>
+          <m:sSupPr>
+            <m:ctrlPr>
+              <w:rPr>
+                <w:rFonts w:ascii="Cambria Math" w:eastAsia="Times New Roman" w:hAnsi="Cambria Math" w:cs="Times New Roman"/>
+                <w:bCs/>
+                <w:iCs/>
+                <w:color w:val="0F1115"/>
+                <w:sz w:val="28"/>
+                <w:szCs w:val="28"/>
+                <w:lang w:eastAsia="ru-RU"/>
+              </w:rPr>
+            </m:ctrlPr>
+          </m:sSupPr>
+          <m:e>
+            <m:sSub>
+              <m:sSubPr>
+                <m:ctrlPr>
+                  <w:rPr>
+                    <w:rFonts w:ascii="Cambria Math" w:eastAsia="Times New Roman" w:hAnsi="Cambria Math" w:cs="Times New Roman"/>
+                    <w:bCs/>
+                    <w:iCs/>
+                    <w:color w:val="0F1115"/>
+                    <w:sz w:val="28"/>
+                    <w:szCs w:val="28"/>
+                    <w:lang w:eastAsia="ru-RU"/>
+                  </w:rPr>
+                </m:ctrlPr>
+              </m:sSubPr>
+              <m:e>
+                <m:r>
+                  <w:rPr>
+                    <w:rFonts w:ascii="Cambria Math" w:eastAsia="Times New Roman" w:hAnsi="Cambria Math" w:cs="Times New Roman"/>
+                    <w:color w:val="0F1115"/>
+                    <w:sz w:val="28"/>
+                    <w:szCs w:val="28"/>
+                    <w:lang w:eastAsia="ru-RU"/>
+                  </w:rPr>
+                  <m:t>σ</m:t>
+                </m:r>
+              </m:e>
+              <m:sub>
+                <m:r>
+                  <m:rPr>
+                    <m:sty m:val="p"/>
+                  </m:rPr>
+                  <w:rPr>
+                    <w:rFonts w:ascii="Cambria Math" w:eastAsia="Times New Roman" w:hAnsi="Cambria Math" w:cs="Times New Roman"/>
+                    <w:color w:val="0F1115"/>
+                    <w:sz w:val="28"/>
+                    <w:szCs w:val="28"/>
+                    <w:lang w:eastAsia="ru-RU"/>
+                  </w:rPr>
+                  <m:t>2</m:t>
+                </m:r>
+              </m:sub>
+            </m:sSub>
           </m:e>
           <m:sup>
             <m:r>
+              <m:rPr>
+                <m:sty m:val="p"/>
+              </m:rPr>
               <w:rPr>
                 <w:rFonts w:ascii="Cambria Math" w:eastAsia="Times New Roman" w:hAnsi="Cambria Math" w:cs="Times New Roman"/>
                 <w:color w:val="0F1115"/>
@@ -7882,6 +8990,80 @@
           </m:sup>
         </m:sSup>
         <m:r>
+          <m:rPr>
+            <m:sty m:val="p"/>
+          </m:rPr>
+          <w:rPr>
+            <w:rFonts w:ascii="Cambria Math" w:eastAsia="Times New Roman" w:hAnsi="Cambria Math" w:cs="Times New Roman"/>
+            <w:color w:val="0F1115"/>
+            <w:sz w:val="28"/>
+            <w:szCs w:val="28"/>
+            <w:lang w:eastAsia="ru-RU"/>
+          </w:rPr>
+          <m:t>=</m:t>
+        </m:r>
+        <m:r>
+          <m:rPr>
+            <m:sty m:val="p"/>
+          </m:rPr>
+          <w:rPr>
+            <w:rFonts w:ascii="Cambria Math" w:eastAsia="Times New Roman" w:hAnsi="Cambria Math" w:cs="Times New Roman"/>
+            <w:color w:val="0F1115"/>
+            <w:sz w:val="28"/>
+            <w:szCs w:val="28"/>
+            <w:lang w:eastAsia="ru-RU"/>
+          </w:rPr>
+          <m:t>0.</m:t>
+        </m:r>
+        <m:sSup>
+          <m:sSupPr>
+            <m:ctrlPr>
+              <w:rPr>
+                <w:rFonts w:ascii="Cambria Math" w:eastAsia="Times New Roman" w:hAnsi="Cambria Math" w:cs="Times New Roman"/>
+                <w:bCs/>
+                <w:iCs/>
+                <w:color w:val="0F1115"/>
+                <w:sz w:val="28"/>
+                <w:szCs w:val="28"/>
+                <w:lang w:eastAsia="ru-RU"/>
+              </w:rPr>
+            </m:ctrlPr>
+          </m:sSupPr>
+          <m:e>
+            <m:r>
+              <m:rPr>
+                <m:sty m:val="p"/>
+              </m:rPr>
+              <w:rPr>
+                <w:rFonts w:ascii="Cambria Math" w:eastAsia="Times New Roman" w:hAnsi="Cambria Math" w:cs="Times New Roman"/>
+                <w:color w:val="0F1115"/>
+                <w:sz w:val="28"/>
+                <w:szCs w:val="28"/>
+                <w:lang w:eastAsia="ru-RU"/>
+              </w:rPr>
+              <m:t>9</m:t>
+            </m:r>
+          </m:e>
+          <m:sup>
+            <m:r>
+              <m:rPr>
+                <m:sty m:val="p"/>
+              </m:rPr>
+              <w:rPr>
+                <w:rFonts w:ascii="Cambria Math" w:eastAsia="Times New Roman" w:hAnsi="Cambria Math" w:cs="Times New Roman"/>
+                <w:color w:val="0F1115"/>
+                <w:sz w:val="28"/>
+                <w:szCs w:val="28"/>
+                <w:lang w:eastAsia="ru-RU"/>
+              </w:rPr>
+              <m:t>2</m:t>
+            </m:r>
+          </m:sup>
+        </m:sSup>
+        <m:r>
+          <m:rPr>
+            <m:sty m:val="p"/>
+          </m:rPr>
           <w:rPr>
             <w:rFonts w:ascii="Cambria Math" w:eastAsia="Times New Roman" w:hAnsi="Cambria Math" w:cs="Times New Roman"/>
             <w:color w:val="0F1115"/>
@@ -7891,13 +9073,38 @@
           </w:rPr>
           <m:t>*</m:t>
         </m:r>
-        <m:sSub>
-          <m:sSubPr>
+        <m:r>
+          <m:rPr>
+            <m:sty m:val="p"/>
+          </m:rPr>
+          <w:rPr>
+            <w:rFonts w:ascii="Cambria Math" w:eastAsia="Times New Roman" w:hAnsi="Cambria Math" w:cs="Times New Roman"/>
+            <w:color w:val="0F1115"/>
+            <w:sz w:val="28"/>
+            <w:szCs w:val="28"/>
+            <w:lang w:eastAsia="ru-RU"/>
+          </w:rPr>
+          <m:t>1</m:t>
+        </m:r>
+        <m:r>
+          <m:rPr>
+            <m:sty m:val="p"/>
+          </m:rPr>
+          <w:rPr>
+            <w:rFonts w:ascii="Cambria Math" w:eastAsia="Times New Roman" w:hAnsi="Cambria Math" w:cs="Times New Roman"/>
+            <w:color w:val="0F1115"/>
+            <w:sz w:val="28"/>
+            <w:szCs w:val="28"/>
+            <w:lang w:eastAsia="ru-RU"/>
+          </w:rPr>
+          <m:t>+</m:t>
+        </m:r>
+        <m:sSup>
+          <m:sSupPr>
             <m:ctrlPr>
               <w:rPr>
                 <w:rFonts w:ascii="Cambria Math" w:eastAsia="Times New Roman" w:hAnsi="Cambria Math" w:cs="Times New Roman"/>
                 <w:bCs/>
-                <w:i/>
                 <w:iCs/>
                 <w:color w:val="0F1115"/>
                 <w:sz w:val="28"/>
@@ -7905,9 +9112,12 @@
                 <w:lang w:eastAsia="ru-RU"/>
               </w:rPr>
             </m:ctrlPr>
-          </m:sSubPr>
+          </m:sSupPr>
           <m:e>
             <m:r>
+              <m:rPr>
+                <m:sty m:val="p"/>
+              </m:rPr>
               <w:rPr>
                 <w:rFonts w:ascii="Cambria Math" w:eastAsia="Times New Roman" w:hAnsi="Cambria Math" w:cs="Times New Roman"/>
                 <w:color w:val="0F1115"/>
@@ -7915,11 +9125,14 @@
                 <w:szCs w:val="28"/>
                 <w:lang w:eastAsia="ru-RU"/>
               </w:rPr>
-              <m:t>D</m:t>
+              <m:t>0.1</m:t>
             </m:r>
           </m:e>
-          <m:sub>
+          <m:sup>
             <m:r>
+              <m:rPr>
+                <m:sty m:val="p"/>
+              </m:rPr>
               <w:rPr>
                 <w:rFonts w:ascii="Cambria Math" w:eastAsia="Times New Roman" w:hAnsi="Cambria Math" w:cs="Times New Roman"/>
                 <w:color w:val="0F1115"/>
@@ -7929,9 +9142,38 @@
               </w:rPr>
               <m:t>2</m:t>
             </m:r>
-          </m:sub>
-        </m:sSub>
+          </m:sup>
+        </m:sSup>
         <m:r>
+          <m:rPr>
+            <m:sty m:val="p"/>
+          </m:rPr>
+          <w:rPr>
+            <w:rFonts w:ascii="Cambria Math" w:eastAsia="Times New Roman" w:hAnsi="Cambria Math" w:cs="Times New Roman"/>
+            <w:color w:val="0F1115"/>
+            <w:sz w:val="28"/>
+            <w:szCs w:val="28"/>
+            <w:lang w:eastAsia="ru-RU"/>
+          </w:rPr>
+          <m:t>*</m:t>
+        </m:r>
+        <m:r>
+          <m:rPr>
+            <m:sty m:val="p"/>
+          </m:rPr>
+          <w:rPr>
+            <w:rFonts w:ascii="Cambria Math" w:eastAsia="Times New Roman" w:hAnsi="Cambria Math" w:cs="Times New Roman"/>
+            <w:color w:val="0F1115"/>
+            <w:sz w:val="28"/>
+            <w:szCs w:val="28"/>
+            <w:lang w:eastAsia="ru-RU"/>
+          </w:rPr>
+          <m:t>10</m:t>
+        </m:r>
+        <m:r>
+          <m:rPr>
+            <m:sty m:val="p"/>
+          </m:rPr>
           <w:rPr>
             <w:rFonts w:ascii="Cambria Math" w:eastAsia="Times New Roman" w:hAnsi="Cambria Math" w:cs="Times New Roman"/>
             <w:color w:val="0F1115"/>
@@ -8000,7 +9242,6 @@
                 <w:rPr>
                   <w:rFonts w:ascii="Cambria Math" w:eastAsia="Times New Roman" w:hAnsi="Cambria Math" w:cs="Times New Roman"/>
                   <w:bCs/>
-                  <w:i/>
                   <w:iCs/>
                   <w:color w:val="0F1115"/>
                   <w:sz w:val="28"/>
@@ -8018,11 +9259,37 @@
                   <w:szCs w:val="28"/>
                   <w:lang w:eastAsia="ru-RU"/>
                 </w:rPr>
-                <m:t>X,Y</m:t>
+                <m:t>X</m:t>
+              </m:r>
+              <m:r>
+                <m:rPr>
+                  <m:sty m:val="p"/>
+                </m:rPr>
+                <w:rPr>
+                  <w:rFonts w:ascii="Cambria Math" w:eastAsia="Times New Roman" w:hAnsi="Cambria Math" w:cs="Times New Roman"/>
+                  <w:color w:val="0F1115"/>
+                  <w:sz w:val="28"/>
+                  <w:szCs w:val="28"/>
+                  <w:lang w:eastAsia="ru-RU"/>
+                </w:rPr>
+                <m:t>,</m:t>
+              </m:r>
+              <m:r>
+                <w:rPr>
+                  <w:rFonts w:ascii="Cambria Math" w:eastAsia="Times New Roman" w:hAnsi="Cambria Math" w:cs="Times New Roman"/>
+                  <w:color w:val="0F1115"/>
+                  <w:sz w:val="28"/>
+                  <w:szCs w:val="28"/>
+                  <w:lang w:eastAsia="ru-RU"/>
+                </w:rPr>
+                <m:t>Y</m:t>
               </m:r>
             </m:e>
           </m:d>
           <m:r>
+            <m:rPr>
+              <m:sty m:val="p"/>
+            </m:rPr>
             <w:rPr>
               <w:rFonts w:ascii="Cambria Math" w:eastAsia="Times New Roman" w:hAnsi="Cambria Math" w:cs="Times New Roman"/>
               <w:color w:val="0F1115"/>
@@ -8038,7 +9305,6 @@
                 <w:rPr>
                   <w:rFonts w:ascii="Cambria Math" w:eastAsia="Times New Roman" w:hAnsi="Cambria Math" w:cs="Times New Roman"/>
                   <w:bCs/>
-                  <w:i/>
                   <w:iCs/>
                   <w:color w:val="0F1115"/>
                   <w:sz w:val="28"/>
@@ -8048,7 +9314,416 @@
               </m:ctrlPr>
             </m:sSupPr>
             <m:e>
+              <m:sSup>
+                <m:sSupPr>
+                  <m:ctrlPr>
+                    <w:rPr>
+                      <w:rFonts w:ascii="Cambria Math" w:eastAsia="Times New Roman" w:hAnsi="Cambria Math" w:cs="Times New Roman"/>
+                      <w:bCs/>
+                      <w:iCs/>
+                      <w:color w:val="0F1115"/>
+                      <w:sz w:val="28"/>
+                      <w:szCs w:val="28"/>
+                      <w:lang w:eastAsia="ru-RU"/>
+                    </w:rPr>
+                  </m:ctrlPr>
+                </m:sSupPr>
+                <m:e>
+                  <m:sSub>
+                    <m:sSubPr>
+                      <m:ctrlPr>
+                        <w:rPr>
+                          <w:rFonts w:ascii="Cambria Math" w:eastAsia="Times New Roman" w:hAnsi="Cambria Math" w:cs="Times New Roman"/>
+                          <w:bCs/>
+                          <w:iCs/>
+                          <w:color w:val="0F1115"/>
+                          <w:sz w:val="28"/>
+                          <w:szCs w:val="28"/>
+                          <w:lang w:eastAsia="ru-RU"/>
+                        </w:rPr>
+                      </m:ctrlPr>
+                    </m:sSubPr>
+                    <m:e>
+                      <m:r>
+                        <w:rPr>
+                          <w:rFonts w:ascii="Cambria Math" w:eastAsia="Times New Roman" w:hAnsi="Cambria Math" w:cs="Times New Roman"/>
+                          <w:color w:val="0F1115"/>
+                          <w:sz w:val="28"/>
+                          <w:szCs w:val="28"/>
+                          <w:lang w:eastAsia="ru-RU"/>
+                        </w:rPr>
+                        <m:t>p</m:t>
+                      </m:r>
+                    </m:e>
+                    <m:sub>
+                      <m:r>
+                        <m:rPr>
+                          <m:sty m:val="p"/>
+                        </m:rPr>
+                        <w:rPr>
+                          <w:rFonts w:ascii="Cambria Math" w:eastAsia="Times New Roman" w:hAnsi="Cambria Math" w:cs="Times New Roman"/>
+                          <w:color w:val="0F1115"/>
+                          <w:sz w:val="28"/>
+                          <w:szCs w:val="28"/>
+                          <w:lang w:eastAsia="ru-RU"/>
+                        </w:rPr>
+                        <m:t>1</m:t>
+                      </m:r>
+                    </m:sub>
+                  </m:sSub>
+                </m:e>
+                <m:sup>
+                  <m:r>
+                    <m:rPr>
+                      <m:sty m:val="p"/>
+                    </m:rPr>
+                    <w:rPr>
+                      <w:rFonts w:ascii="Cambria Math" w:eastAsia="Times New Roman" w:hAnsi="Cambria Math" w:cs="Times New Roman"/>
+                      <w:color w:val="0F1115"/>
+                      <w:sz w:val="28"/>
+                      <w:szCs w:val="28"/>
+                      <w:lang w:eastAsia="ru-RU"/>
+                    </w:rPr>
+                    <m:t>2</m:t>
+                  </m:r>
+                </m:sup>
+              </m:sSup>
+              <m:sSub>
+                <m:sSubPr>
+                  <m:ctrlPr>
+                    <w:rPr>
+                      <w:rFonts w:ascii="Cambria Math" w:eastAsia="Times New Roman" w:hAnsi="Cambria Math" w:cs="Times New Roman"/>
+                      <w:bCs/>
+                      <w:iCs/>
+                      <w:color w:val="0F1115"/>
+                      <w:sz w:val="28"/>
+                      <w:szCs w:val="28"/>
+                      <w:lang w:eastAsia="ru-RU"/>
+                    </w:rPr>
+                  </m:ctrlPr>
+                </m:sSubPr>
+                <m:e>
+                  <m:r>
+                    <w:rPr>
+                      <w:rFonts w:ascii="Cambria Math" w:eastAsia="Times New Roman" w:hAnsi="Cambria Math" w:cs="Times New Roman"/>
+                      <w:color w:val="0F1115"/>
+                      <w:sz w:val="28"/>
+                      <w:szCs w:val="28"/>
+                      <w:lang w:eastAsia="ru-RU"/>
+                    </w:rPr>
+                    <m:t>ρ</m:t>
+                  </m:r>
+                </m:e>
+                <m:sub>
+                  <m:r>
+                    <m:rPr>
+                      <m:sty m:val="p"/>
+                    </m:rPr>
+                    <w:rPr>
+                      <w:rFonts w:ascii="Cambria Math" w:eastAsia="Times New Roman" w:hAnsi="Cambria Math" w:cs="Times New Roman"/>
+                      <w:color w:val="0F1115"/>
+                      <w:sz w:val="28"/>
+                      <w:szCs w:val="28"/>
+                      <w:lang w:eastAsia="ru-RU"/>
+                    </w:rPr>
+                    <m:t>1</m:t>
+                  </m:r>
+                </m:sub>
+              </m:sSub>
+              <m:sSup>
+                <m:sSupPr>
+                  <m:ctrlPr>
+                    <w:rPr>
+                      <w:rFonts w:ascii="Cambria Math" w:eastAsia="Times New Roman" w:hAnsi="Cambria Math" w:cs="Times New Roman"/>
+                      <w:bCs/>
+                      <w:iCs/>
+                      <w:color w:val="0F1115"/>
+                      <w:sz w:val="28"/>
+                      <w:szCs w:val="28"/>
+                      <w:lang w:eastAsia="ru-RU"/>
+                    </w:rPr>
+                  </m:ctrlPr>
+                </m:sSupPr>
+                <m:e>
+                  <m:sSub>
+                    <m:sSubPr>
+                      <m:ctrlPr>
+                        <w:rPr>
+                          <w:rFonts w:ascii="Cambria Math" w:eastAsia="Times New Roman" w:hAnsi="Cambria Math" w:cs="Times New Roman"/>
+                          <w:bCs/>
+                          <w:iCs/>
+                          <w:color w:val="0F1115"/>
+                          <w:sz w:val="28"/>
+                          <w:szCs w:val="28"/>
+                          <w:lang w:eastAsia="ru-RU"/>
+                        </w:rPr>
+                      </m:ctrlPr>
+                    </m:sSubPr>
+                    <m:e>
+                      <m:r>
+                        <w:rPr>
+                          <w:rFonts w:ascii="Cambria Math" w:eastAsia="Times New Roman" w:hAnsi="Cambria Math" w:cs="Times New Roman"/>
+                          <w:color w:val="0F1115"/>
+                          <w:sz w:val="28"/>
+                          <w:szCs w:val="28"/>
+                          <w:lang w:eastAsia="ru-RU"/>
+                        </w:rPr>
+                        <m:t>σ</m:t>
+                      </m:r>
+                    </m:e>
+                    <m:sub>
+                      <m:r>
+                        <m:rPr>
+                          <m:sty m:val="p"/>
+                        </m:rPr>
+                        <w:rPr>
+                          <w:rFonts w:ascii="Cambria Math" w:eastAsia="Times New Roman" w:hAnsi="Cambria Math" w:cs="Times New Roman"/>
+                          <w:color w:val="0F1115"/>
+                          <w:sz w:val="28"/>
+                          <w:szCs w:val="28"/>
+                          <w:lang w:eastAsia="ru-RU"/>
+                        </w:rPr>
+                        <m:t>1</m:t>
+                      </m:r>
+                    </m:sub>
+                  </m:sSub>
+                </m:e>
+                <m:sup>
+                  <m:r>
+                    <m:rPr>
+                      <m:sty m:val="p"/>
+                    </m:rPr>
+                    <w:rPr>
+                      <w:rFonts w:ascii="Cambria Math" w:eastAsia="Times New Roman" w:hAnsi="Cambria Math" w:cs="Times New Roman"/>
+                      <w:color w:val="0F1115"/>
+                      <w:sz w:val="28"/>
+                      <w:szCs w:val="28"/>
+                      <w:lang w:eastAsia="ru-RU"/>
+                    </w:rPr>
+                    <m:t>2</m:t>
+                  </m:r>
+                </m:sup>
+              </m:sSup>
               <m:r>
+                <m:rPr>
+                  <m:sty m:val="p"/>
+                </m:rPr>
+                <w:rPr>
+                  <w:rFonts w:ascii="Cambria Math" w:eastAsia="Times New Roman" w:hAnsi="Cambria Math" w:cs="Times New Roman"/>
+                  <w:color w:val="0F1115"/>
+                  <w:sz w:val="28"/>
+                  <w:szCs w:val="28"/>
+                  <w:lang w:eastAsia="ru-RU"/>
+                </w:rPr>
+                <m:t>+</m:t>
+              </m:r>
+              <m:sSup>
+                <m:sSupPr>
+                  <m:ctrlPr>
+                    <w:rPr>
+                      <w:rFonts w:ascii="Cambria Math" w:eastAsia="Times New Roman" w:hAnsi="Cambria Math" w:cs="Times New Roman"/>
+                      <w:bCs/>
+                      <w:iCs/>
+                      <w:color w:val="0F1115"/>
+                      <w:sz w:val="28"/>
+                      <w:szCs w:val="28"/>
+                      <w:lang w:eastAsia="ru-RU"/>
+                    </w:rPr>
+                  </m:ctrlPr>
+                </m:sSupPr>
+                <m:e>
+                  <m:sSub>
+                    <m:sSubPr>
+                      <m:ctrlPr>
+                        <w:rPr>
+                          <w:rFonts w:ascii="Cambria Math" w:eastAsia="Times New Roman" w:hAnsi="Cambria Math" w:cs="Times New Roman"/>
+                          <w:bCs/>
+                          <w:iCs/>
+                          <w:color w:val="0F1115"/>
+                          <w:sz w:val="28"/>
+                          <w:szCs w:val="28"/>
+                          <w:lang w:eastAsia="ru-RU"/>
+                        </w:rPr>
+                      </m:ctrlPr>
+                    </m:sSubPr>
+                    <m:e>
+                      <m:r>
+                        <w:rPr>
+                          <w:rFonts w:ascii="Cambria Math" w:eastAsia="Times New Roman" w:hAnsi="Cambria Math" w:cs="Times New Roman"/>
+                          <w:color w:val="0F1115"/>
+                          <w:sz w:val="28"/>
+                          <w:szCs w:val="28"/>
+                          <w:lang w:eastAsia="ru-RU"/>
+                        </w:rPr>
+                        <m:t>p</m:t>
+                      </m:r>
+                    </m:e>
+                    <m:sub>
+                      <m:r>
+                        <m:rPr>
+                          <m:sty m:val="p"/>
+                        </m:rPr>
+                        <w:rPr>
+                          <w:rFonts w:ascii="Cambria Math" w:eastAsia="Times New Roman" w:hAnsi="Cambria Math" w:cs="Times New Roman"/>
+                          <w:color w:val="0F1115"/>
+                          <w:sz w:val="28"/>
+                          <w:szCs w:val="28"/>
+                          <w:lang w:eastAsia="ru-RU"/>
+                        </w:rPr>
+                        <m:t>2</m:t>
+                      </m:r>
+                    </m:sub>
+                  </m:sSub>
+                </m:e>
+                <m:sup>
+                  <m:r>
+                    <m:rPr>
+                      <m:sty m:val="p"/>
+                    </m:rPr>
+                    <w:rPr>
+                      <w:rFonts w:ascii="Cambria Math" w:eastAsia="Times New Roman" w:hAnsi="Cambria Math" w:cs="Times New Roman"/>
+                      <w:color w:val="0F1115"/>
+                      <w:sz w:val="28"/>
+                      <w:szCs w:val="28"/>
+                      <w:lang w:eastAsia="ru-RU"/>
+                    </w:rPr>
+                    <m:t>2</m:t>
+                  </m:r>
+                </m:sup>
+              </m:sSup>
+              <m:sSub>
+                <m:sSubPr>
+                  <m:ctrlPr>
+                    <w:rPr>
+                      <w:rFonts w:ascii="Cambria Math" w:eastAsia="Times New Roman" w:hAnsi="Cambria Math" w:cs="Times New Roman"/>
+                      <w:bCs/>
+                      <w:iCs/>
+                      <w:color w:val="0F1115"/>
+                      <w:sz w:val="28"/>
+                      <w:szCs w:val="28"/>
+                      <w:lang w:eastAsia="ru-RU"/>
+                    </w:rPr>
+                  </m:ctrlPr>
+                </m:sSubPr>
+                <m:e>
+                  <m:r>
+                    <w:rPr>
+                      <w:rFonts w:ascii="Cambria Math" w:eastAsia="Times New Roman" w:hAnsi="Cambria Math" w:cs="Times New Roman"/>
+                      <w:color w:val="0F1115"/>
+                      <w:sz w:val="28"/>
+                      <w:szCs w:val="28"/>
+                      <w:lang w:eastAsia="ru-RU"/>
+                    </w:rPr>
+                    <m:t>ρ</m:t>
+                  </m:r>
+                </m:e>
+                <m:sub>
+                  <m:r>
+                    <m:rPr>
+                      <m:sty m:val="p"/>
+                    </m:rPr>
+                    <w:rPr>
+                      <w:rFonts w:ascii="Cambria Math" w:eastAsia="Times New Roman" w:hAnsi="Cambria Math" w:cs="Times New Roman"/>
+                      <w:color w:val="0F1115"/>
+                      <w:sz w:val="28"/>
+                      <w:szCs w:val="28"/>
+                      <w:lang w:eastAsia="ru-RU"/>
+                    </w:rPr>
+                    <m:t>2</m:t>
+                  </m:r>
+                </m:sub>
+              </m:sSub>
+              <m:sSup>
+                <m:sSupPr>
+                  <m:ctrlPr>
+                    <w:rPr>
+                      <w:rFonts w:ascii="Cambria Math" w:eastAsia="Times New Roman" w:hAnsi="Cambria Math" w:cs="Times New Roman"/>
+                      <w:bCs/>
+                      <w:iCs/>
+                      <w:color w:val="0F1115"/>
+                      <w:sz w:val="28"/>
+                      <w:szCs w:val="28"/>
+                      <w:lang w:eastAsia="ru-RU"/>
+                    </w:rPr>
+                  </m:ctrlPr>
+                </m:sSupPr>
+                <m:e>
+                  <m:sSub>
+                    <m:sSubPr>
+                      <m:ctrlPr>
+                        <w:rPr>
+                          <w:rFonts w:ascii="Cambria Math" w:eastAsia="Times New Roman" w:hAnsi="Cambria Math" w:cs="Times New Roman"/>
+                          <w:bCs/>
+                          <w:iCs/>
+                          <w:color w:val="0F1115"/>
+                          <w:sz w:val="28"/>
+                          <w:szCs w:val="28"/>
+                          <w:lang w:eastAsia="ru-RU"/>
+                        </w:rPr>
+                      </m:ctrlPr>
+                    </m:sSubPr>
+                    <m:e>
+                      <m:r>
+                        <w:rPr>
+                          <w:rFonts w:ascii="Cambria Math" w:eastAsia="Times New Roman" w:hAnsi="Cambria Math" w:cs="Times New Roman"/>
+                          <w:color w:val="0F1115"/>
+                          <w:sz w:val="28"/>
+                          <w:szCs w:val="28"/>
+                          <w:lang w:eastAsia="ru-RU"/>
+                        </w:rPr>
+                        <m:t>σ</m:t>
+                      </m:r>
+                    </m:e>
+                    <m:sub>
+                      <m:r>
+                        <m:rPr>
+                          <m:sty m:val="p"/>
+                        </m:rPr>
+                        <w:rPr>
+                          <w:rFonts w:ascii="Cambria Math" w:eastAsia="Times New Roman" w:hAnsi="Cambria Math" w:cs="Times New Roman"/>
+                          <w:color w:val="0F1115"/>
+                          <w:sz w:val="28"/>
+                          <w:szCs w:val="28"/>
+                          <w:lang w:eastAsia="ru-RU"/>
+                        </w:rPr>
+                        <m:t>2</m:t>
+                      </m:r>
+                    </m:sub>
+                  </m:sSub>
+                </m:e>
+                <m:sup>
+                  <m:r>
+                    <m:rPr>
+                      <m:sty m:val="p"/>
+                    </m:rPr>
+                    <w:rPr>
+                      <w:rFonts w:ascii="Cambria Math" w:eastAsia="Times New Roman" w:hAnsi="Cambria Math" w:cs="Times New Roman"/>
+                      <w:color w:val="0F1115"/>
+                      <w:sz w:val="28"/>
+                      <w:szCs w:val="28"/>
+                      <w:lang w:eastAsia="ru-RU"/>
+                    </w:rPr>
+                    <m:t>2</m:t>
+                  </m:r>
+                </m:sup>
+              </m:sSup>
+              <m:r>
+                <m:rPr>
+                  <m:sty m:val="p"/>
+                </m:rPr>
+                <w:rPr>
+                  <w:rFonts w:ascii="Cambria Math" w:eastAsia="Times New Roman" w:hAnsi="Cambria Math" w:cs="Times New Roman"/>
+                  <w:color w:val="0F1115"/>
+                  <w:sz w:val="28"/>
+                  <w:szCs w:val="28"/>
+                  <w:lang w:eastAsia="ru-RU"/>
+                </w:rPr>
+                <m:t>=</m:t>
+              </m:r>
+              <m:r>
+                <m:rPr>
+                  <m:sty m:val="p"/>
+                </m:rPr>
                 <w:rPr>
                   <w:rFonts w:ascii="Cambria Math" w:eastAsia="Times New Roman" w:hAnsi="Cambria Math" w:cs="Times New Roman"/>
                   <w:color w:val="0F1115"/>
@@ -8061,6 +9736,9 @@
             </m:e>
             <m:sup>
               <m:r>
+                <m:rPr>
+                  <m:sty m:val="p"/>
+                </m:rPr>
                 <w:rPr>
                   <w:rFonts w:ascii="Cambria Math" w:eastAsia="Times New Roman" w:hAnsi="Cambria Math" w:cs="Times New Roman"/>
                   <w:color w:val="0F1115"/>
@@ -8073,6 +9751,9 @@
             </m:sup>
           </m:sSup>
           <m:r>
+            <m:rPr>
+              <m:sty m:val="p"/>
+            </m:rPr>
             <w:rPr>
               <w:rFonts w:ascii="Cambria Math" w:eastAsia="Times New Roman" w:hAnsi="Cambria Math" w:cs="Times New Roman"/>
               <w:color w:val="0F1115"/>
@@ -8088,7 +9769,6 @@
                 <w:rPr>
                   <w:rFonts w:ascii="Cambria Math" w:eastAsia="Times New Roman" w:hAnsi="Cambria Math" w:cs="Times New Roman"/>
                   <w:bCs/>
-                  <w:i/>
                   <w:iCs/>
                   <w:color w:val="0F1115"/>
                   <w:sz w:val="28"/>
@@ -8099,6 +9779,9 @@
             </m:sSupPr>
             <m:e>
               <m:r>
+                <m:rPr>
+                  <m:sty m:val="p"/>
+                </m:rPr>
                 <w:rPr>
                   <w:rFonts w:ascii="Cambria Math" w:eastAsia="Times New Roman" w:hAnsi="Cambria Math" w:cs="Times New Roman"/>
                   <w:color w:val="0F1115"/>
@@ -8112,6 +9795,9 @@
             <m:sup/>
           </m:sSup>
           <m:r>
+            <m:rPr>
+              <m:sty m:val="p"/>
+            </m:rPr>
             <w:rPr>
               <w:rFonts w:ascii="Cambria Math" w:eastAsia="Times New Roman" w:hAnsi="Cambria Math" w:cs="Times New Roman"/>
               <w:color w:val="0F1115"/>
@@ -8127,7 +9813,6 @@
                 <w:rPr>
                   <w:rFonts w:ascii="Cambria Math" w:eastAsia="Times New Roman" w:hAnsi="Cambria Math" w:cs="Times New Roman"/>
                   <w:bCs/>
-                  <w:i/>
                   <w:iCs/>
                   <w:color w:val="0F1115"/>
                   <w:sz w:val="28"/>
@@ -8138,6 +9823,9 @@
             </m:sSupPr>
             <m:e>
               <m:r>
+                <m:rPr>
+                  <m:sty m:val="p"/>
+                </m:rPr>
                 <w:rPr>
                   <w:rFonts w:ascii="Cambria Math" w:eastAsia="Times New Roman" w:hAnsi="Cambria Math" w:cs="Times New Roman"/>
                   <w:color w:val="0F1115"/>
@@ -8150,6 +9838,9 @@
             </m:e>
             <m:sup>
               <m:r>
+                <m:rPr>
+                  <m:sty m:val="p"/>
+                </m:rPr>
                 <w:rPr>
                   <w:rFonts w:ascii="Cambria Math" w:eastAsia="Times New Roman" w:hAnsi="Cambria Math" w:cs="Times New Roman"/>
                   <w:color w:val="0F1115"/>
@@ -8162,6 +9853,9 @@
             </m:sup>
           </m:sSup>
           <m:r>
+            <m:rPr>
+              <m:sty m:val="p"/>
+            </m:rPr>
             <w:rPr>
               <w:rFonts w:ascii="Cambria Math" w:eastAsia="Times New Roman" w:hAnsi="Cambria Math" w:cs="Times New Roman"/>
               <w:color w:val="0F1115"/>
@@ -8177,7 +9871,6 @@
                 <w:rPr>
                   <w:rFonts w:ascii="Cambria Math" w:eastAsia="Times New Roman" w:hAnsi="Cambria Math" w:cs="Times New Roman"/>
                   <w:bCs/>
-                  <w:i/>
                   <w:iCs/>
                   <w:color w:val="0F1115"/>
                   <w:sz w:val="28"/>
@@ -8188,6 +9881,9 @@
             </m:dPr>
             <m:e>
               <m:r>
+                <m:rPr>
+                  <m:sty m:val="p"/>
+                </m:rPr>
                 <w:rPr>
                   <w:rFonts w:ascii="Cambria Math" w:eastAsia="Times New Roman" w:hAnsi="Cambria Math" w:cs="Times New Roman"/>
                   <w:color w:val="0F1115"/>
@@ -8200,6 +9896,9 @@
             </m:e>
           </m:d>
           <m:r>
+            <m:rPr>
+              <m:sty m:val="p"/>
+            </m:rPr>
             <w:rPr>
               <w:rFonts w:ascii="Cambria Math" w:eastAsia="Times New Roman" w:hAnsi="Cambria Math" w:cs="Times New Roman"/>
               <w:color w:val="0F1115"/>
@@ -8216,7 +9915,6 @@
                 <w:rPr>
                   <w:rFonts w:ascii="Cambria Math" w:eastAsia="Times New Roman" w:hAnsi="Cambria Math" w:cs="Times New Roman"/>
                   <w:bCs/>
-                  <w:i/>
                   <w:iCs/>
                   <w:color w:val="0F1115"/>
                   <w:sz w:val="28"/>
@@ -8228,6 +9926,9 @@
             <m:deg/>
             <m:e>
               <m:r>
+                <m:rPr>
+                  <m:sty m:val="p"/>
+                </m:rPr>
                 <w:rPr>
                   <w:rFonts w:ascii="Cambria Math" w:eastAsia="Times New Roman" w:hAnsi="Cambria Math" w:cs="Times New Roman"/>
                   <w:color w:val="0F1115"/>
@@ -8240,6 +9941,9 @@
             </m:e>
           </m:rad>
           <m:r>
+            <m:rPr>
+              <m:sty m:val="p"/>
+            </m:rPr>
             <w:rPr>
               <w:rFonts w:ascii="Cambria Math" w:eastAsia="Times New Roman" w:hAnsi="Cambria Math" w:cs="Times New Roman"/>
               <w:color w:val="0F1115"/>
@@ -8256,7 +9960,6 @@
                 <w:rPr>
                   <w:rFonts w:ascii="Cambria Math" w:eastAsia="Times New Roman" w:hAnsi="Cambria Math" w:cs="Times New Roman"/>
                   <w:bCs/>
-                  <w:i/>
                   <w:iCs/>
                   <w:color w:val="0F1115"/>
                   <w:sz w:val="28"/>
@@ -8268,6 +9971,9 @@
             <m:deg/>
             <m:e>
               <m:r>
+                <m:rPr>
+                  <m:sty m:val="p"/>
+                </m:rPr>
                 <w:rPr>
                   <w:rFonts w:ascii="Cambria Math" w:eastAsia="Times New Roman" w:hAnsi="Cambria Math" w:cs="Times New Roman"/>
                   <w:color w:val="0F1115"/>
@@ -8280,6 +9986,9 @@
             </m:e>
           </m:rad>
           <m:r>
+            <m:rPr>
+              <m:sty m:val="p"/>
+            </m:rPr>
             <w:rPr>
               <w:rFonts w:ascii="Cambria Math" w:eastAsia="Times New Roman" w:hAnsi="Cambria Math" w:cs="Times New Roman"/>
               <w:color w:val="0F1115"/>
@@ -8327,7 +10036,6 @@
         <w:rPr>
           <w:rFonts w:ascii="Times New Roman" w:eastAsia="Times New Roman" w:hAnsi="Times New Roman" w:cs="Times New Roman"/>
           <w:bCs/>
-          <w:i/>
           <w:iCs/>
           <w:color w:val="0F1115"/>
           <w:sz w:val="28"/>
@@ -8343,7 +10051,6 @@
                 <w:rPr>
                   <w:rFonts w:ascii="Cambria Math" w:eastAsia="Times New Roman" w:hAnsi="Cambria Math" w:cs="Times New Roman"/>
                   <w:bCs/>
-                  <w:i/>
                   <w:iCs/>
                   <w:color w:val="0F1115"/>
                   <w:sz w:val="28"/>
@@ -8359,7 +10066,7 @@
                   <w:color w:val="0F1115"/>
                   <w:sz w:val="28"/>
                   <w:szCs w:val="28"/>
-                  <w:lang w:val="en-US" w:eastAsia="ru-RU"/>
+                  <w:lang w:eastAsia="ru-RU"/>
                 </w:rPr>
                 <m:t>r</m:t>
               </m:r>
@@ -8378,6 +10085,9 @@
             </m:sub>
           </m:sSub>
           <m:r>
+            <m:rPr>
+              <m:sty m:val="p"/>
+            </m:rPr>
             <w:rPr>
               <w:rFonts w:ascii="Cambria Math" w:eastAsia="Times New Roman" w:hAnsi="Cambria Math" w:cs="Times New Roman"/>
               <w:color w:val="0F1115"/>
@@ -8393,7 +10103,6 @@
                 <w:rPr>
                   <w:rFonts w:ascii="Cambria Math" w:eastAsia="Times New Roman" w:hAnsi="Cambria Math" w:cs="Times New Roman"/>
                   <w:bCs/>
-                  <w:i/>
                   <w:iCs/>
                   <w:color w:val="0F1115"/>
                   <w:sz w:val="28"/>
@@ -8411,7 +10120,66 @@
                   <w:szCs w:val="28"/>
                   <w:lang w:eastAsia="ru-RU"/>
                 </w:rPr>
-                <m:t>cov(X,Y)</m:t>
+                <m:t>cov</m:t>
+              </m:r>
+              <m:r>
+                <m:rPr>
+                  <m:sty m:val="p"/>
+                </m:rPr>
+                <w:rPr>
+                  <w:rFonts w:ascii="Cambria Math" w:eastAsia="Times New Roman" w:hAnsi="Cambria Math" w:cs="Times New Roman"/>
+                  <w:color w:val="0F1115"/>
+                  <w:sz w:val="28"/>
+                  <w:szCs w:val="28"/>
+                  <w:lang w:eastAsia="ru-RU"/>
+                </w:rPr>
+                <m:t>(</m:t>
+              </m:r>
+              <m:r>
+                <w:rPr>
+                  <w:rFonts w:ascii="Cambria Math" w:eastAsia="Times New Roman" w:hAnsi="Cambria Math" w:cs="Times New Roman"/>
+                  <w:color w:val="0F1115"/>
+                  <w:sz w:val="28"/>
+                  <w:szCs w:val="28"/>
+                  <w:lang w:eastAsia="ru-RU"/>
+                </w:rPr>
+                <m:t>X</m:t>
+              </m:r>
+              <m:r>
+                <m:rPr>
+                  <m:sty m:val="p"/>
+                </m:rPr>
+                <w:rPr>
+                  <w:rFonts w:ascii="Cambria Math" w:eastAsia="Times New Roman" w:hAnsi="Cambria Math" w:cs="Times New Roman"/>
+                  <w:color w:val="0F1115"/>
+                  <w:sz w:val="28"/>
+                  <w:szCs w:val="28"/>
+                  <w:lang w:eastAsia="ru-RU"/>
+                </w:rPr>
+                <m:t>,</m:t>
+              </m:r>
+              <m:r>
+                <w:rPr>
+                  <w:rFonts w:ascii="Cambria Math" w:eastAsia="Times New Roman" w:hAnsi="Cambria Math" w:cs="Times New Roman"/>
+                  <w:color w:val="0F1115"/>
+                  <w:sz w:val="28"/>
+                  <w:szCs w:val="28"/>
+                  <w:lang w:eastAsia="ru-RU"/>
+                </w:rPr>
+                <m:t>Y</m:t>
+              </m:r>
+              <m:r>
+                <m:rPr>
+                  <m:sty m:val="p"/>
+                </m:rPr>
+                <w:rPr>
+                  <w:rFonts w:ascii="Cambria Math" w:eastAsia="Times New Roman" w:hAnsi="Cambria Math" w:cs="Times New Roman"/>
+                  <w:color w:val="0F1115"/>
+                  <w:sz w:val="28"/>
+                  <w:szCs w:val="28"/>
+                  <w:lang w:eastAsia="ru-RU"/>
+                </w:rPr>
+                <m:t>)</m:t>
               </m:r>
             </m:num>
             <m:den>
@@ -8422,7 +10190,6 @@
                     <w:rPr>
                       <w:rFonts w:ascii="Cambria Math" w:eastAsia="Times New Roman" w:hAnsi="Cambria Math" w:cs="Times New Roman"/>
                       <w:bCs/>
-                      <w:i/>
                       <w:iCs/>
                       <w:color w:val="0F1115"/>
                       <w:sz w:val="28"/>
@@ -8439,7 +10206,6 @@
                         <w:rPr>
                           <w:rFonts w:ascii="Cambria Math" w:eastAsia="Times New Roman" w:hAnsi="Cambria Math" w:cs="Times New Roman"/>
                           <w:bCs/>
-                          <w:i/>
                           <w:iCs/>
                           <w:color w:val="0F1115"/>
                           <w:sz w:val="28"/>
@@ -8482,7 +10248,6 @@
                     <w:rPr>
                       <w:rFonts w:ascii="Cambria Math" w:eastAsia="Times New Roman" w:hAnsi="Cambria Math" w:cs="Times New Roman"/>
                       <w:bCs/>
-                      <w:i/>
                       <w:iCs/>
                       <w:color w:val="0F1115"/>
                       <w:sz w:val="28"/>
@@ -8499,7 +10264,6 @@
                         <w:rPr>
                           <w:rFonts w:ascii="Cambria Math" w:eastAsia="Times New Roman" w:hAnsi="Cambria Math" w:cs="Times New Roman"/>
                           <w:bCs/>
-                          <w:i/>
                           <w:iCs/>
                           <w:color w:val="0F1115"/>
                           <w:sz w:val="28"/>
@@ -8538,6 +10302,9 @@
             </m:den>
           </m:f>
           <m:r>
+            <m:rPr>
+              <m:sty m:val="p"/>
+            </m:rPr>
             <w:rPr>
               <w:rFonts w:ascii="Cambria Math" w:eastAsia="Times New Roman" w:hAnsi="Cambria Math" w:cs="Times New Roman"/>
               <w:color w:val="0F1115"/>
@@ -8553,7 +10320,6 @@
                 <w:rPr>
                   <w:rFonts w:ascii="Cambria Math" w:eastAsia="Times New Roman" w:hAnsi="Cambria Math" w:cs="Times New Roman"/>
                   <w:bCs/>
-                  <w:i/>
                   <w:iCs/>
                   <w:color w:val="0F1115"/>
                   <w:sz w:val="28"/>
@@ -8564,6 +10330,9 @@
             </m:fPr>
             <m:num>
               <m:r>
+                <m:rPr>
+                  <m:sty m:val="p"/>
+                </m:rPr>
                 <w:rPr>
                   <w:rFonts w:ascii="Cambria Math" w:eastAsia="Times New Roman" w:hAnsi="Cambria Math" w:cs="Times New Roman"/>
                   <w:color w:val="0F1115"/>
@@ -8582,7 +10351,6 @@
                     <w:rPr>
                       <w:rFonts w:ascii="Cambria Math" w:eastAsia="Times New Roman" w:hAnsi="Cambria Math" w:cs="Times New Roman"/>
                       <w:bCs/>
-                      <w:i/>
                       <w:iCs/>
                       <w:color w:val="0F1115"/>
                       <w:sz w:val="28"/>
@@ -8594,6 +10362,9 @@
                 <m:deg/>
                 <m:e>
                   <m:r>
+                    <m:rPr>
+                      <m:sty m:val="p"/>
+                    </m:rPr>
                     <w:rPr>
                       <w:rFonts w:ascii="Cambria Math" w:eastAsia="Times New Roman" w:hAnsi="Cambria Math" w:cs="Times New Roman"/>
                       <w:color w:val="0F1115"/>
@@ -8612,7 +10383,6 @@
                     <w:rPr>
                       <w:rFonts w:ascii="Cambria Math" w:eastAsia="Times New Roman" w:hAnsi="Cambria Math" w:cs="Times New Roman"/>
                       <w:bCs/>
-                      <w:i/>
                       <w:iCs/>
                       <w:color w:val="0F1115"/>
                       <w:sz w:val="28"/>
@@ -8624,6 +10394,9 @@
                 <m:deg/>
                 <m:e>
                   <m:r>
+                    <m:rPr>
+                      <m:sty m:val="p"/>
+                    </m:rPr>
                     <w:rPr>
                       <w:rFonts w:ascii="Cambria Math" w:eastAsia="Times New Roman" w:hAnsi="Cambria Math" w:cs="Times New Roman"/>
                       <w:color w:val="0F1115"/>
@@ -8638,6 +10411,9 @@
             </m:den>
           </m:f>
           <m:r>
+            <m:rPr>
+              <m:sty m:val="p"/>
+            </m:rPr>
             <w:rPr>
               <w:rFonts w:ascii="Cambria Math" w:eastAsia="Times New Roman" w:hAnsi="Cambria Math" w:cs="Times New Roman"/>
               <w:color w:val="0F1115"/>
@@ -8664,6 +10440,910 @@
           <w:lang w:eastAsia="ru-RU"/>
         </w:rPr>
       </w:pPr>
+      <w:r>
+        <w:rPr>
+          <w:rFonts w:ascii="Times New Roman" w:eastAsia="Times New Roman" w:hAnsi="Times New Roman" w:cs="Times New Roman"/>
+          <w:bCs/>
+          <w:iCs/>
+          <w:color w:val="0F1115"/>
+          <w:sz w:val="28"/>
+          <w:szCs w:val="28"/>
+          <w:lang w:eastAsia="ru-RU"/>
+        </w:rPr>
+        <w:lastRenderedPageBreak/>
+        <w:t>Таким образом, для смеси теоретическое значение коэффициента корреляции составляет</w:t>
+      </w:r>
+      <w:r>
+        <w:rPr>
+          <w:rFonts w:ascii="Times New Roman" w:eastAsia="Times New Roman" w:hAnsi="Times New Roman" w:cs="Times New Roman"/>
+          <w:bCs/>
+          <w:iCs/>
+          <w:color w:val="0F1115"/>
+          <w:sz w:val="28"/>
+          <w:szCs w:val="28"/>
+          <w:lang w:eastAsia="ru-RU"/>
+        </w:rPr>
+        <w:t xml:space="preserve"> </w:t>
+      </w:r>
+      <m:oMath>
+        <m:r>
+          <m:rPr>
+            <m:sty m:val="p"/>
+          </m:rPr>
+          <w:rPr>
+            <w:rFonts w:ascii="Cambria Math" w:eastAsia="Times New Roman" w:hAnsi="Cambria Math" w:cs="Times New Roman"/>
+            <w:color w:val="0F1115"/>
+            <w:sz w:val="28"/>
+            <w:szCs w:val="28"/>
+            <w:lang w:eastAsia="ru-RU"/>
+          </w:rPr>
+          <m:t>≈0.702</m:t>
+        </m:r>
+      </m:oMath>
+      <w:r>
+        <w:rPr>
+          <w:rFonts w:ascii="Times New Roman" w:eastAsia="Times New Roman" w:hAnsi="Times New Roman" w:cs="Times New Roman"/>
+          <w:bCs/>
+          <w:iCs/>
+          <w:color w:val="0F1115"/>
+          <w:sz w:val="28"/>
+          <w:szCs w:val="28"/>
+          <w:lang w:eastAsia="ru-RU"/>
+        </w:rPr>
+        <w:t>.</w:t>
+      </w:r>
+    </w:p>
+    <w:p>
+      <w:pPr>
+        <w:shd w:val="clear" w:color="auto" w:fill="FFFFFF"/>
+        <w:spacing w:after="0" w:line="240" w:lineRule="auto"/>
+        <w:rPr>
+          <w:rFonts w:ascii="Times New Roman" w:eastAsia="Times New Roman" w:hAnsi="Times New Roman" w:cs="Times New Roman"/>
+          <w:bCs/>
+          <w:iCs/>
+          <w:color w:val="0F1115"/>
+          <w:sz w:val="28"/>
+          <w:szCs w:val="28"/>
+          <w:lang w:eastAsia="ru-RU"/>
+        </w:rPr>
+      </w:pPr>
+      <w:bookmarkStart w:id="2" w:name="_GoBack"/>
+      <w:bookmarkEnd w:id="2"/>
+    </w:p>
+    <w:p>
+      <w:pPr>
+        <w:shd w:val="clear" w:color="auto" w:fill="FFFFFF"/>
+        <w:spacing w:after="0" w:line="240" w:lineRule="auto"/>
+        <w:rPr>
+          <w:rFonts w:ascii="Times New Roman" w:eastAsia="Times New Roman" w:hAnsi="Times New Roman" w:cs="Times New Roman"/>
+          <w:bCs/>
+          <w:iCs/>
+          <w:color w:val="0F1115"/>
+          <w:sz w:val="28"/>
+          <w:szCs w:val="28"/>
+          <w:lang w:eastAsia="ru-RU"/>
+        </w:rPr>
+      </w:pPr>
+      <w:r>
+        <w:rPr>
+          <w:rFonts w:ascii="Times New Roman" w:eastAsia="Times New Roman" w:hAnsi="Times New Roman" w:cs="Times New Roman"/>
+          <w:bCs/>
+          <w:iCs/>
+          <w:color w:val="0F1115"/>
+          <w:sz w:val="28"/>
+          <w:szCs w:val="28"/>
+          <w:lang w:eastAsia="ru-RU"/>
+        </w:rPr>
+        <w:t xml:space="preserve">Эллипсы </w:t>
+      </w:r>
+      <w:proofErr w:type="spellStart"/>
+      <w:r>
+        <w:rPr>
+          <w:rFonts w:ascii="Times New Roman" w:eastAsia="Times New Roman" w:hAnsi="Times New Roman" w:cs="Times New Roman"/>
+          <w:bCs/>
+          <w:iCs/>
+          <w:color w:val="0F1115"/>
+          <w:sz w:val="28"/>
+          <w:szCs w:val="28"/>
+          <w:lang w:eastAsia="ru-RU"/>
+        </w:rPr>
+        <w:t>равновероятности</w:t>
+      </w:r>
+      <w:proofErr w:type="spellEnd"/>
+      <w:r>
+        <w:rPr>
+          <w:rFonts w:ascii="Times New Roman" w:eastAsia="Times New Roman" w:hAnsi="Times New Roman" w:cs="Times New Roman"/>
+          <w:bCs/>
+          <w:iCs/>
+          <w:color w:val="0F1115"/>
+          <w:sz w:val="28"/>
+          <w:szCs w:val="28"/>
+          <w:lang w:eastAsia="ru-RU"/>
+        </w:rPr>
+        <w:t xml:space="preserve"> (или доверительные эллипсы) являются геометрическим представлением ковариационной матрицы. Их форма и ориентация полностью определяются параметрами </w:t>
+      </w:r>
+      <m:oMath>
+        <m:sSup>
+          <m:sSupPr>
+            <m:ctrlPr>
+              <w:rPr>
+                <w:rFonts w:ascii="Cambria Math" w:eastAsia="Times New Roman" w:hAnsi="Cambria Math" w:cs="Times New Roman"/>
+                <w:bCs/>
+                <w:iCs/>
+                <w:color w:val="0F1115"/>
+                <w:sz w:val="28"/>
+                <w:szCs w:val="28"/>
+                <w:lang w:eastAsia="ru-RU"/>
+              </w:rPr>
+            </m:ctrlPr>
+          </m:sSupPr>
+          <m:e>
+            <m:sSub>
+              <m:sSubPr>
+                <m:ctrlPr>
+                  <w:rPr>
+                    <w:rFonts w:ascii="Cambria Math" w:eastAsia="Times New Roman" w:hAnsi="Cambria Math" w:cs="Times New Roman"/>
+                    <w:bCs/>
+                    <w:iCs/>
+                    <w:color w:val="0F1115"/>
+                    <w:sz w:val="28"/>
+                    <w:szCs w:val="28"/>
+                    <w:lang w:eastAsia="ru-RU"/>
+                  </w:rPr>
+                </m:ctrlPr>
+              </m:sSubPr>
+              <m:e>
+                <m:r>
+                  <w:rPr>
+                    <w:rFonts w:ascii="Cambria Math" w:eastAsia="Times New Roman" w:hAnsi="Cambria Math" w:cs="Times New Roman"/>
+                    <w:color w:val="0F1115"/>
+                    <w:sz w:val="28"/>
+                    <w:szCs w:val="28"/>
+                    <w:lang w:eastAsia="ru-RU"/>
+                  </w:rPr>
+                  <m:t>σ</m:t>
+                </m:r>
+              </m:e>
+              <m:sub>
+                <m:r>
+                  <w:rPr>
+                    <w:rFonts w:ascii="Cambria Math" w:eastAsia="Times New Roman" w:hAnsi="Cambria Math" w:cs="Times New Roman"/>
+                    <w:color w:val="0F1115"/>
+                    <w:sz w:val="28"/>
+                    <w:szCs w:val="28"/>
+                    <w:lang w:eastAsia="ru-RU"/>
+                  </w:rPr>
+                  <m:t>x</m:t>
+                </m:r>
+              </m:sub>
+            </m:sSub>
+          </m:e>
+          <m:sup>
+            <m:r>
+              <m:rPr>
+                <m:sty m:val="p"/>
+              </m:rPr>
+              <w:rPr>
+                <w:rFonts w:ascii="Cambria Math" w:eastAsia="Times New Roman" w:hAnsi="Cambria Math" w:cs="Times New Roman"/>
+                <w:color w:val="0F1115"/>
+                <w:sz w:val="28"/>
+                <w:szCs w:val="28"/>
+                <w:lang w:eastAsia="ru-RU"/>
+              </w:rPr>
+              <m:t>2</m:t>
+            </m:r>
+          </m:sup>
+        </m:sSup>
+        <m:r>
+          <m:rPr>
+            <m:sty m:val="p"/>
+          </m:rPr>
+          <w:rPr>
+            <w:rFonts w:ascii="Cambria Math" w:eastAsia="Times New Roman" w:hAnsi="Cambria Math" w:cs="Times New Roman"/>
+            <w:color w:val="0F1115"/>
+            <w:sz w:val="28"/>
+            <w:szCs w:val="28"/>
+            <w:lang w:eastAsia="ru-RU"/>
+          </w:rPr>
+          <m:t xml:space="preserve">, </m:t>
+        </m:r>
+        <m:sSup>
+          <m:sSupPr>
+            <m:ctrlPr>
+              <w:rPr>
+                <w:rFonts w:ascii="Cambria Math" w:eastAsia="Times New Roman" w:hAnsi="Cambria Math" w:cs="Times New Roman"/>
+                <w:bCs/>
+                <w:iCs/>
+                <w:color w:val="0F1115"/>
+                <w:sz w:val="28"/>
+                <w:szCs w:val="28"/>
+                <w:lang w:eastAsia="ru-RU"/>
+              </w:rPr>
+            </m:ctrlPr>
+          </m:sSupPr>
+          <m:e>
+            <m:sSub>
+              <m:sSubPr>
+                <m:ctrlPr>
+                  <w:rPr>
+                    <w:rFonts w:ascii="Cambria Math" w:eastAsia="Times New Roman" w:hAnsi="Cambria Math" w:cs="Times New Roman"/>
+                    <w:bCs/>
+                    <w:iCs/>
+                    <w:color w:val="0F1115"/>
+                    <w:sz w:val="28"/>
+                    <w:szCs w:val="28"/>
+                    <w:lang w:eastAsia="ru-RU"/>
+                  </w:rPr>
+                </m:ctrlPr>
+              </m:sSubPr>
+              <m:e>
+                <m:r>
+                  <w:rPr>
+                    <w:rFonts w:ascii="Cambria Math" w:eastAsia="Times New Roman" w:hAnsi="Cambria Math" w:cs="Times New Roman"/>
+                    <w:color w:val="0F1115"/>
+                    <w:sz w:val="28"/>
+                    <w:szCs w:val="28"/>
+                    <w:lang w:eastAsia="ru-RU"/>
+                  </w:rPr>
+                  <m:t>σ</m:t>
+                </m:r>
+              </m:e>
+              <m:sub>
+                <m:r>
+                  <w:rPr>
+                    <w:rFonts w:ascii="Cambria Math" w:eastAsia="Times New Roman" w:hAnsi="Cambria Math" w:cs="Times New Roman"/>
+                    <w:color w:val="0F1115"/>
+                    <w:sz w:val="28"/>
+                    <w:szCs w:val="28"/>
+                    <w:lang w:eastAsia="ru-RU"/>
+                  </w:rPr>
+                  <m:t>y</m:t>
+                </m:r>
+              </m:sub>
+            </m:sSub>
+          </m:e>
+          <m:sup>
+            <m:r>
+              <m:rPr>
+                <m:sty m:val="p"/>
+              </m:rPr>
+              <w:rPr>
+                <w:rFonts w:ascii="Cambria Math" w:eastAsia="Times New Roman" w:hAnsi="Cambria Math" w:cs="Times New Roman"/>
+                <w:color w:val="0F1115"/>
+                <w:sz w:val="28"/>
+                <w:szCs w:val="28"/>
+                <w:lang w:eastAsia="ru-RU"/>
+              </w:rPr>
+              <m:t>2</m:t>
+            </m:r>
+          </m:sup>
+        </m:sSup>
+      </m:oMath>
+      <w:r>
+        <w:rPr>
+          <w:rFonts w:ascii="Times New Roman" w:eastAsia="Times New Roman" w:hAnsi="Times New Roman" w:cs="Times New Roman"/>
+          <w:bCs/>
+          <w:iCs/>
+          <w:color w:val="0F1115"/>
+          <w:sz w:val="28"/>
+          <w:szCs w:val="28"/>
+          <w:lang w:eastAsia="ru-RU"/>
+        </w:rPr>
+        <w:t xml:space="preserve">, </w:t>
+      </w:r>
+      <m:oMath>
+        <m:r>
+          <w:rPr>
+            <w:rFonts w:ascii="Cambria Math" w:eastAsia="Times New Roman" w:hAnsi="Cambria Math" w:cs="Times New Roman"/>
+            <w:color w:val="0F1115"/>
+            <w:sz w:val="28"/>
+            <w:szCs w:val="28"/>
+            <w:lang w:eastAsia="ru-RU"/>
+          </w:rPr>
+          <m:t>ρ</m:t>
+        </m:r>
+      </m:oMath>
+      <w:r>
+        <w:rPr>
+          <w:rFonts w:ascii="Times New Roman" w:eastAsia="Times New Roman" w:hAnsi="Times New Roman" w:cs="Times New Roman"/>
+          <w:bCs/>
+          <w:iCs/>
+          <w:color w:val="0F1115"/>
+          <w:sz w:val="28"/>
+          <w:szCs w:val="28"/>
+          <w:lang w:eastAsia="ru-RU"/>
+        </w:rPr>
+        <w:t>. Собственные векторы ковариационной матрицы задают направления осей эллипса, а собственные значения — длины полуосей. Угол наклона эллипса относительно оси </w:t>
+      </w:r>
+      <w:proofErr w:type="spellStart"/>
+      <w:r>
+        <w:rPr>
+          <w:rFonts w:ascii="Times New Roman" w:eastAsia="Times New Roman" w:hAnsi="Times New Roman" w:cs="Times New Roman"/>
+          <w:bCs/>
+          <w:iCs/>
+          <w:color w:val="0F1115"/>
+          <w:sz w:val="28"/>
+          <w:szCs w:val="28"/>
+          <w:lang w:eastAsia="ru-RU"/>
+        </w:rPr>
+        <w:t>Ox</w:t>
+      </w:r>
+      <w:proofErr w:type="spellEnd"/>
+      <w:r>
+        <w:rPr>
+          <w:rFonts w:ascii="Times New Roman" w:eastAsia="Times New Roman" w:hAnsi="Times New Roman" w:cs="Times New Roman"/>
+          <w:bCs/>
+          <w:iCs/>
+          <w:color w:val="0F1115"/>
+          <w:sz w:val="28"/>
+          <w:szCs w:val="28"/>
+          <w:lang w:eastAsia="ru-RU"/>
+        </w:rPr>
+        <w:t> вычисляется по формуле:</w:t>
+      </w:r>
+    </w:p>
+    <w:p>
+      <w:pPr>
+        <w:shd w:val="clear" w:color="auto" w:fill="FFFFFF"/>
+        <w:spacing w:after="0" w:line="240" w:lineRule="auto"/>
+        <w:rPr>
+          <w:rFonts w:ascii="Times New Roman" w:eastAsia="Times New Roman" w:hAnsi="Times New Roman" w:cs="Times New Roman"/>
+          <w:bCs/>
+          <w:iCs/>
+          <w:color w:val="0F1115"/>
+          <w:sz w:val="28"/>
+          <w:szCs w:val="28"/>
+          <w:lang w:eastAsia="ru-RU"/>
+        </w:rPr>
+      </w:pPr>
+      <m:oMathPara>
+        <m:oMath>
+          <m:r>
+            <w:rPr>
+              <w:rFonts w:ascii="Cambria Math" w:eastAsia="Times New Roman" w:hAnsi="Cambria Math" w:cs="Times New Roman"/>
+              <w:color w:val="0F1115"/>
+              <w:sz w:val="28"/>
+              <w:szCs w:val="28"/>
+              <w:lang w:eastAsia="ru-RU"/>
+            </w:rPr>
+            <m:t>tg</m:t>
+          </m:r>
+          <m:d>
+            <m:dPr>
+              <m:ctrlPr>
+                <w:rPr>
+                  <w:rFonts w:ascii="Cambria Math" w:eastAsia="Times New Roman" w:hAnsi="Cambria Math" w:cs="Times New Roman"/>
+                  <w:bCs/>
+                  <w:iCs/>
+                  <w:color w:val="0F1115"/>
+                  <w:sz w:val="28"/>
+                  <w:szCs w:val="28"/>
+                  <w:lang w:eastAsia="ru-RU"/>
+                </w:rPr>
+              </m:ctrlPr>
+            </m:dPr>
+            <m:e>
+              <m:r>
+                <m:rPr>
+                  <m:sty m:val="p"/>
+                </m:rPr>
+                <w:rPr>
+                  <w:rFonts w:ascii="Cambria Math" w:eastAsia="Times New Roman" w:hAnsi="Cambria Math" w:cs="Times New Roman"/>
+                  <w:color w:val="0F1115"/>
+                  <w:sz w:val="28"/>
+                  <w:szCs w:val="28"/>
+                  <w:lang w:eastAsia="ru-RU"/>
+                </w:rPr>
+                <m:t>2</m:t>
+              </m:r>
+              <m:r>
+                <w:rPr>
+                  <w:rFonts w:ascii="Cambria Math" w:eastAsia="Times New Roman" w:hAnsi="Cambria Math" w:cs="Times New Roman"/>
+                  <w:color w:val="0F1115"/>
+                  <w:sz w:val="28"/>
+                  <w:szCs w:val="28"/>
+                  <w:lang w:eastAsia="ru-RU"/>
+                </w:rPr>
+                <m:t>α</m:t>
+              </m:r>
+            </m:e>
+          </m:d>
+          <m:r>
+            <m:rPr>
+              <m:sty m:val="p"/>
+            </m:rPr>
+            <w:rPr>
+              <w:rFonts w:ascii="Cambria Math" w:eastAsia="Times New Roman" w:hAnsi="Cambria Math" w:cs="Times New Roman"/>
+              <w:color w:val="0F1115"/>
+              <w:sz w:val="28"/>
+              <w:szCs w:val="28"/>
+              <w:lang w:eastAsia="ru-RU"/>
+            </w:rPr>
+            <m:t>=</m:t>
+          </m:r>
+          <m:f>
+            <m:fPr>
+              <m:ctrlPr>
+                <w:rPr>
+                  <w:rFonts w:ascii="Cambria Math" w:eastAsia="Times New Roman" w:hAnsi="Cambria Math" w:cs="Times New Roman"/>
+                  <w:bCs/>
+                  <w:iCs/>
+                  <w:color w:val="0F1115"/>
+                  <w:sz w:val="28"/>
+                  <w:szCs w:val="28"/>
+                  <w:lang w:eastAsia="ru-RU"/>
+                </w:rPr>
+              </m:ctrlPr>
+            </m:fPr>
+            <m:num>
+              <m:r>
+                <m:rPr>
+                  <m:sty m:val="p"/>
+                </m:rPr>
+                <w:rPr>
+                  <w:rFonts w:ascii="Cambria Math" w:eastAsia="Times New Roman" w:hAnsi="Cambria Math" w:cs="Times New Roman"/>
+                  <w:color w:val="0F1115"/>
+                  <w:sz w:val="28"/>
+                  <w:szCs w:val="28"/>
+                  <w:lang w:eastAsia="ru-RU"/>
+                </w:rPr>
+                <m:t>2</m:t>
+              </m:r>
+              <m:r>
+                <w:rPr>
+                  <w:rFonts w:ascii="Cambria Math" w:eastAsia="Times New Roman" w:hAnsi="Cambria Math" w:cs="Times New Roman"/>
+                  <w:color w:val="0F1115"/>
+                  <w:sz w:val="28"/>
+                  <w:szCs w:val="28"/>
+                  <w:lang w:eastAsia="ru-RU"/>
+                </w:rPr>
+                <m:t>ρ</m:t>
+              </m:r>
+              <m:sSub>
+                <m:sSubPr>
+                  <m:ctrlPr>
+                    <w:rPr>
+                      <w:rFonts w:ascii="Cambria Math" w:eastAsia="Times New Roman" w:hAnsi="Cambria Math" w:cs="Times New Roman"/>
+                      <w:bCs/>
+                      <w:iCs/>
+                      <w:color w:val="0F1115"/>
+                      <w:sz w:val="28"/>
+                      <w:szCs w:val="28"/>
+                      <w:lang w:eastAsia="ru-RU"/>
+                    </w:rPr>
+                  </m:ctrlPr>
+                </m:sSubPr>
+                <m:e>
+                  <m:r>
+                    <w:rPr>
+                      <w:rFonts w:ascii="Cambria Math" w:eastAsia="Times New Roman" w:hAnsi="Cambria Math" w:cs="Times New Roman"/>
+                      <w:color w:val="0F1115"/>
+                      <w:sz w:val="28"/>
+                      <w:szCs w:val="28"/>
+                      <w:lang w:eastAsia="ru-RU"/>
+                    </w:rPr>
+                    <m:t>σ</m:t>
+                  </m:r>
+                </m:e>
+                <m:sub>
+                  <m:r>
+                    <w:rPr>
+                      <w:rFonts w:ascii="Cambria Math" w:eastAsia="Times New Roman" w:hAnsi="Cambria Math" w:cs="Times New Roman"/>
+                      <w:color w:val="0F1115"/>
+                      <w:sz w:val="28"/>
+                      <w:szCs w:val="28"/>
+                      <w:lang w:eastAsia="ru-RU"/>
+                    </w:rPr>
+                    <m:t>x</m:t>
+                  </m:r>
+                </m:sub>
+              </m:sSub>
+              <m:sSub>
+                <m:sSubPr>
+                  <m:ctrlPr>
+                    <w:rPr>
+                      <w:rFonts w:ascii="Cambria Math" w:eastAsia="Times New Roman" w:hAnsi="Cambria Math" w:cs="Times New Roman"/>
+                      <w:bCs/>
+                      <w:iCs/>
+                      <w:color w:val="0F1115"/>
+                      <w:sz w:val="28"/>
+                      <w:szCs w:val="28"/>
+                      <w:lang w:eastAsia="ru-RU"/>
+                    </w:rPr>
+                  </m:ctrlPr>
+                </m:sSubPr>
+                <m:e>
+                  <m:r>
+                    <w:rPr>
+                      <w:rFonts w:ascii="Cambria Math" w:eastAsia="Times New Roman" w:hAnsi="Cambria Math" w:cs="Times New Roman"/>
+                      <w:color w:val="0F1115"/>
+                      <w:sz w:val="28"/>
+                      <w:szCs w:val="28"/>
+                      <w:lang w:eastAsia="ru-RU"/>
+                    </w:rPr>
+                    <m:t>σ</m:t>
+                  </m:r>
+                </m:e>
+                <m:sub>
+                  <m:r>
+                    <w:rPr>
+                      <w:rFonts w:ascii="Cambria Math" w:eastAsia="Times New Roman" w:hAnsi="Cambria Math" w:cs="Times New Roman"/>
+                      <w:color w:val="0F1115"/>
+                      <w:sz w:val="28"/>
+                      <w:szCs w:val="28"/>
+                      <w:lang w:eastAsia="ru-RU"/>
+                    </w:rPr>
+                    <m:t>y</m:t>
+                  </m:r>
+                </m:sub>
+              </m:sSub>
+            </m:num>
+            <m:den>
+              <m:sSup>
+                <m:sSupPr>
+                  <m:ctrlPr>
+                    <w:rPr>
+                      <w:rFonts w:ascii="Cambria Math" w:eastAsia="Times New Roman" w:hAnsi="Cambria Math" w:cs="Times New Roman"/>
+                      <w:bCs/>
+                      <w:iCs/>
+                      <w:color w:val="0F1115"/>
+                      <w:sz w:val="28"/>
+                      <w:szCs w:val="28"/>
+                      <w:lang w:eastAsia="ru-RU"/>
+                    </w:rPr>
+                  </m:ctrlPr>
+                </m:sSupPr>
+                <m:e>
+                  <m:sSub>
+                    <m:sSubPr>
+                      <m:ctrlPr>
+                        <w:rPr>
+                          <w:rFonts w:ascii="Cambria Math" w:eastAsia="Times New Roman" w:hAnsi="Cambria Math" w:cs="Times New Roman"/>
+                          <w:bCs/>
+                          <w:iCs/>
+                          <w:color w:val="0F1115"/>
+                          <w:sz w:val="28"/>
+                          <w:szCs w:val="28"/>
+                          <w:lang w:eastAsia="ru-RU"/>
+                        </w:rPr>
+                      </m:ctrlPr>
+                    </m:sSubPr>
+                    <m:e>
+                      <m:r>
+                        <w:rPr>
+                          <w:rFonts w:ascii="Cambria Math" w:eastAsia="Times New Roman" w:hAnsi="Cambria Math" w:cs="Times New Roman"/>
+                          <w:color w:val="0F1115"/>
+                          <w:sz w:val="28"/>
+                          <w:szCs w:val="28"/>
+                          <w:lang w:eastAsia="ru-RU"/>
+                        </w:rPr>
+                        <m:t>σ</m:t>
+                      </m:r>
+                    </m:e>
+                    <m:sub>
+                      <m:r>
+                        <w:rPr>
+                          <w:rFonts w:ascii="Cambria Math" w:eastAsia="Times New Roman" w:hAnsi="Cambria Math" w:cs="Times New Roman"/>
+                          <w:color w:val="0F1115"/>
+                          <w:sz w:val="28"/>
+                          <w:szCs w:val="28"/>
+                          <w:lang w:eastAsia="ru-RU"/>
+                        </w:rPr>
+                        <m:t>x</m:t>
+                      </m:r>
+                    </m:sub>
+                  </m:sSub>
+                </m:e>
+                <m:sup>
+                  <m:r>
+                    <m:rPr>
+                      <m:sty m:val="p"/>
+                    </m:rPr>
+                    <w:rPr>
+                      <w:rFonts w:ascii="Cambria Math" w:eastAsia="Times New Roman" w:hAnsi="Cambria Math" w:cs="Times New Roman"/>
+                      <w:color w:val="0F1115"/>
+                      <w:sz w:val="28"/>
+                      <w:szCs w:val="28"/>
+                      <w:lang w:eastAsia="ru-RU"/>
+                    </w:rPr>
+                    <m:t>2</m:t>
+                  </m:r>
+                </m:sup>
+              </m:sSup>
+              <m:r>
+                <m:rPr>
+                  <m:sty m:val="p"/>
+                </m:rPr>
+                <w:rPr>
+                  <w:rFonts w:ascii="Cambria Math" w:eastAsia="Times New Roman" w:hAnsi="Cambria Math" w:cs="Times New Roman"/>
+                  <w:color w:val="0F1115"/>
+                  <w:sz w:val="28"/>
+                  <w:szCs w:val="28"/>
+                  <w:lang w:eastAsia="ru-RU"/>
+                </w:rPr>
+                <m:t>-</m:t>
+              </m:r>
+              <m:sSup>
+                <m:sSupPr>
+                  <m:ctrlPr>
+                    <w:rPr>
+                      <w:rFonts w:ascii="Cambria Math" w:eastAsia="Times New Roman" w:hAnsi="Cambria Math" w:cs="Times New Roman"/>
+                      <w:bCs/>
+                      <w:iCs/>
+                      <w:color w:val="0F1115"/>
+                      <w:sz w:val="28"/>
+                      <w:szCs w:val="28"/>
+                      <w:lang w:eastAsia="ru-RU"/>
+                    </w:rPr>
+                  </m:ctrlPr>
+                </m:sSupPr>
+                <m:e>
+                  <m:sSub>
+                    <m:sSubPr>
+                      <m:ctrlPr>
+                        <w:rPr>
+                          <w:rFonts w:ascii="Cambria Math" w:eastAsia="Times New Roman" w:hAnsi="Cambria Math" w:cs="Times New Roman"/>
+                          <w:bCs/>
+                          <w:iCs/>
+                          <w:color w:val="0F1115"/>
+                          <w:sz w:val="28"/>
+                          <w:szCs w:val="28"/>
+                          <w:lang w:eastAsia="ru-RU"/>
+                        </w:rPr>
+                      </m:ctrlPr>
+                    </m:sSubPr>
+                    <m:e>
+                      <m:r>
+                        <w:rPr>
+                          <w:rFonts w:ascii="Cambria Math" w:eastAsia="Times New Roman" w:hAnsi="Cambria Math" w:cs="Times New Roman"/>
+                          <w:color w:val="0F1115"/>
+                          <w:sz w:val="28"/>
+                          <w:szCs w:val="28"/>
+                          <w:lang w:eastAsia="ru-RU"/>
+                        </w:rPr>
+                        <m:t>σ</m:t>
+                      </m:r>
+                    </m:e>
+                    <m:sub>
+                      <m:r>
+                        <w:rPr>
+                          <w:rFonts w:ascii="Cambria Math" w:eastAsia="Times New Roman" w:hAnsi="Cambria Math" w:cs="Times New Roman"/>
+                          <w:color w:val="0F1115"/>
+                          <w:sz w:val="28"/>
+                          <w:szCs w:val="28"/>
+                          <w:lang w:eastAsia="ru-RU"/>
+                        </w:rPr>
+                        <m:t>y</m:t>
+                      </m:r>
+                    </m:sub>
+                  </m:sSub>
+                </m:e>
+                <m:sup>
+                  <m:r>
+                    <m:rPr>
+                      <m:sty m:val="p"/>
+                    </m:rPr>
+                    <w:rPr>
+                      <w:rFonts w:ascii="Cambria Math" w:eastAsia="Times New Roman" w:hAnsi="Cambria Math" w:cs="Times New Roman"/>
+                      <w:color w:val="0F1115"/>
+                      <w:sz w:val="28"/>
+                      <w:szCs w:val="28"/>
+                      <w:lang w:eastAsia="ru-RU"/>
+                    </w:rPr>
+                    <m:t>2</m:t>
+                  </m:r>
+                </m:sup>
+              </m:sSup>
+            </m:den>
+          </m:f>
+        </m:oMath>
+      </m:oMathPara>
+    </w:p>
+    <w:p>
+      <w:pPr>
+        <w:shd w:val="clear" w:color="auto" w:fill="FFFFFF"/>
+        <w:spacing w:after="0" w:line="240" w:lineRule="auto"/>
+        <w:rPr>
+          <w:rFonts w:ascii="Times New Roman" w:eastAsia="Times New Roman" w:hAnsi="Times New Roman" w:cs="Times New Roman"/>
+          <w:bCs/>
+          <w:iCs/>
+          <w:color w:val="0F1115"/>
+          <w:sz w:val="28"/>
+          <w:szCs w:val="28"/>
+          <w:lang w:eastAsia="ru-RU"/>
+        </w:rPr>
+      </w:pPr>
+      <w:r>
+        <w:rPr>
+          <w:rFonts w:ascii="Times New Roman" w:eastAsia="Times New Roman" w:hAnsi="Times New Roman" w:cs="Times New Roman"/>
+          <w:bCs/>
+          <w:iCs/>
+          <w:color w:val="0F1115"/>
+          <w:sz w:val="28"/>
+          <w:szCs w:val="28"/>
+          <w:lang w:eastAsia="ru-RU"/>
+        </w:rPr>
+        <w:t xml:space="preserve">В случае равных дисперсий </w:t>
+      </w:r>
+      <m:oMath>
+        <m:sSub>
+          <m:sSubPr>
+            <m:ctrlPr>
+              <w:rPr>
+                <w:rFonts w:ascii="Cambria Math" w:eastAsia="Times New Roman" w:hAnsi="Cambria Math" w:cs="Times New Roman"/>
+                <w:bCs/>
+                <w:iCs/>
+                <w:color w:val="0F1115"/>
+                <w:sz w:val="28"/>
+                <w:szCs w:val="28"/>
+                <w:lang w:eastAsia="ru-RU"/>
+              </w:rPr>
+            </m:ctrlPr>
+          </m:sSubPr>
+          <m:e>
+            <m:r>
+              <w:rPr>
+                <w:rFonts w:ascii="Cambria Math" w:eastAsia="Times New Roman" w:hAnsi="Cambria Math" w:cs="Times New Roman"/>
+                <w:color w:val="0F1115"/>
+                <w:sz w:val="28"/>
+                <w:szCs w:val="28"/>
+                <w:lang w:eastAsia="ru-RU"/>
+              </w:rPr>
+              <m:t>σ</m:t>
+            </m:r>
+          </m:e>
+          <m:sub>
+            <m:r>
+              <w:rPr>
+                <w:rFonts w:ascii="Cambria Math" w:eastAsia="Times New Roman" w:hAnsi="Cambria Math" w:cs="Times New Roman"/>
+                <w:color w:val="0F1115"/>
+                <w:sz w:val="28"/>
+                <w:szCs w:val="28"/>
+                <w:lang w:eastAsia="ru-RU"/>
+              </w:rPr>
+              <m:t>x</m:t>
+            </m:r>
+          </m:sub>
+        </m:sSub>
+        <m:r>
+          <m:rPr>
+            <m:sty m:val="p"/>
+          </m:rPr>
+          <w:rPr>
+            <w:rFonts w:ascii="Cambria Math" w:eastAsia="Times New Roman" w:hAnsi="Cambria Math" w:cs="Times New Roman"/>
+            <w:color w:val="0F1115"/>
+            <w:sz w:val="28"/>
+            <w:szCs w:val="28"/>
+            <w:lang w:eastAsia="ru-RU"/>
+          </w:rPr>
+          <m:t>=</m:t>
+        </m:r>
+        <m:sSub>
+          <m:sSubPr>
+            <m:ctrlPr>
+              <w:rPr>
+                <w:rFonts w:ascii="Cambria Math" w:eastAsia="Times New Roman" w:hAnsi="Cambria Math" w:cs="Times New Roman"/>
+                <w:bCs/>
+                <w:iCs/>
+                <w:color w:val="0F1115"/>
+                <w:sz w:val="28"/>
+                <w:szCs w:val="28"/>
+                <w:lang w:eastAsia="ru-RU"/>
+              </w:rPr>
+            </m:ctrlPr>
+          </m:sSubPr>
+          <m:e>
+            <m:r>
+              <w:rPr>
+                <w:rFonts w:ascii="Cambria Math" w:eastAsia="Times New Roman" w:hAnsi="Cambria Math" w:cs="Times New Roman"/>
+                <w:color w:val="0F1115"/>
+                <w:sz w:val="28"/>
+                <w:szCs w:val="28"/>
+                <w:lang w:eastAsia="ru-RU"/>
+              </w:rPr>
+              <m:t>σ</m:t>
+            </m:r>
+          </m:e>
+          <m:sub>
+            <m:r>
+              <w:rPr>
+                <w:rFonts w:ascii="Cambria Math" w:eastAsia="Times New Roman" w:hAnsi="Cambria Math" w:cs="Times New Roman"/>
+                <w:color w:val="0F1115"/>
+                <w:sz w:val="28"/>
+                <w:szCs w:val="28"/>
+                <w:lang w:eastAsia="ru-RU"/>
+              </w:rPr>
+              <m:t>y</m:t>
+            </m:r>
+          </m:sub>
+        </m:sSub>
+      </m:oMath>
+      <w:r>
+        <w:rPr>
+          <w:rFonts w:ascii="Times New Roman" w:eastAsia="Times New Roman" w:hAnsi="Times New Roman" w:cs="Times New Roman"/>
+          <w:bCs/>
+          <w:iCs/>
+          <w:color w:val="0F1115"/>
+          <w:sz w:val="28"/>
+          <w:szCs w:val="28"/>
+          <w:lang w:eastAsia="ru-RU"/>
+        </w:rPr>
+        <w:t xml:space="preserve"> знаменатель обращается в ноль, что соответствует углу в 45 градусов при </w:t>
+      </w:r>
+      <m:oMath>
+        <m:r>
+          <w:rPr>
+            <w:rFonts w:ascii="Cambria Math" w:eastAsia="Times New Roman" w:hAnsi="Cambria Math" w:cs="Times New Roman"/>
+            <w:color w:val="0F1115"/>
+            <w:sz w:val="28"/>
+            <w:szCs w:val="28"/>
+            <w:lang w:eastAsia="ru-RU"/>
+          </w:rPr>
+          <m:t>ρ</m:t>
+        </m:r>
+        <m:r>
+          <m:rPr>
+            <m:sty m:val="p"/>
+          </m:rPr>
+          <w:rPr>
+            <w:rFonts w:ascii="Cambria Math" w:eastAsia="Times New Roman" w:hAnsi="Cambria Math" w:cs="Times New Roman"/>
+            <w:color w:val="0F1115"/>
+            <w:sz w:val="28"/>
+            <w:szCs w:val="28"/>
+            <w:lang w:eastAsia="ru-RU"/>
+          </w:rPr>
+          <m:t>≠0</m:t>
+        </m:r>
+      </m:oMath>
+      <w:r>
+        <w:rPr>
+          <w:rFonts w:ascii="Times New Roman" w:eastAsia="Times New Roman" w:hAnsi="Times New Roman" w:cs="Times New Roman"/>
+          <w:bCs/>
+          <w:iCs/>
+          <w:color w:val="0F1115"/>
+          <w:sz w:val="28"/>
+          <w:szCs w:val="28"/>
+          <w:lang w:eastAsia="ru-RU"/>
+        </w:rPr>
+        <w:t>. При </w:t>
+      </w:r>
+      <m:oMath>
+        <m:r>
+          <w:rPr>
+            <w:rFonts w:ascii="Cambria Math" w:eastAsia="Times New Roman" w:hAnsi="Cambria Math" w:cs="Times New Roman"/>
+            <w:color w:val="0F1115"/>
+            <w:sz w:val="28"/>
+            <w:szCs w:val="28"/>
+            <w:lang w:eastAsia="ru-RU"/>
+          </w:rPr>
+          <m:t>ρ</m:t>
+        </m:r>
+        <m:r>
+          <m:rPr>
+            <m:sty m:val="p"/>
+          </m:rPr>
+          <w:rPr>
+            <w:rFonts w:ascii="Cambria Math" w:eastAsia="Times New Roman" w:hAnsi="Cambria Math" w:cs="Times New Roman"/>
+            <w:color w:val="0F1115"/>
+            <w:sz w:val="28"/>
+            <w:szCs w:val="28"/>
+            <w:lang w:eastAsia="ru-RU"/>
+          </w:rPr>
+          <m:t>=0</m:t>
+        </m:r>
+      </m:oMath>
+      <w:r>
+        <w:rPr>
+          <w:rFonts w:ascii="Times New Roman" w:eastAsia="Times New Roman" w:hAnsi="Times New Roman" w:cs="Times New Roman"/>
+          <w:bCs/>
+          <w:iCs/>
+          <w:color w:val="0F1115"/>
+          <w:sz w:val="28"/>
+          <w:szCs w:val="28"/>
+          <w:lang w:eastAsia="ru-RU"/>
+        </w:rPr>
+        <w:t> эллипс вырождается в окружность.</w:t>
+      </w:r>
     </w:p>
     <w:p>
       <w:pPr>
@@ -10364,7 +13044,6 @@
           <w:szCs w:val="28"/>
           <w:lang w:eastAsia="ru-RU"/>
         </w:rPr>
-        <w:lastRenderedPageBreak/>
         <w:t xml:space="preserve">где </w:t>
       </w:r>
       <m:oMath>
@@ -10551,6 +13230,206 @@
         </w:rPr>
         <w:t>).</w:t>
       </w:r>
+      <w:r>
+        <w:rPr>
+          <w:rFonts w:ascii="Times New Roman" w:eastAsia="Times New Roman" w:hAnsi="Times New Roman" w:cs="Times New Roman"/>
+          <w:bCs/>
+          <w:iCs/>
+          <w:color w:val="0F1115"/>
+          <w:sz w:val="28"/>
+          <w:szCs w:val="28"/>
+          <w:lang w:eastAsia="ru-RU"/>
+        </w:rPr>
+        <w:t xml:space="preserve"> </w:t>
+      </w:r>
+      <w:r>
+        <w:rPr>
+          <w:rFonts w:ascii="Times New Roman" w:eastAsia="Times New Roman" w:hAnsi="Times New Roman" w:cs="Times New Roman"/>
+          <w:iCs/>
+          <w:sz w:val="28"/>
+          <w:szCs w:val="28"/>
+          <w:lang w:eastAsia="ru-RU"/>
+        </w:rPr>
+        <w:t>Обоснование:</w:t>
+      </w:r>
+      <w:r>
+        <w:rPr>
+          <w:rFonts w:ascii="Times New Roman" w:eastAsia="Times New Roman" w:hAnsi="Times New Roman" w:cs="Times New Roman"/>
+          <w:bCs/>
+          <w:iCs/>
+          <w:color w:val="0F1115"/>
+          <w:sz w:val="28"/>
+          <w:szCs w:val="28"/>
+          <w:lang w:eastAsia="ru-RU"/>
+        </w:rPr>
+        <w:t> Квадратичная форма в левой части после стандартизации и ортогонального преобразования переходит в сумму квадратов двух независимых стандартных нормальных величин, то есть в распределение </w:t>
+      </w:r>
+      <m:oMath>
+        <m:sSubSup>
+          <m:sSubSupPr>
+            <m:ctrlPr>
+              <w:rPr>
+                <w:rFonts w:ascii="Cambria Math" w:eastAsia="Times New Roman" w:hAnsi="Cambria Math" w:cs="Times New Roman"/>
+                <w:bCs/>
+                <w:iCs/>
+                <w:color w:val="0F1115"/>
+                <w:sz w:val="28"/>
+                <w:szCs w:val="28"/>
+                <w:lang w:eastAsia="ru-RU"/>
+              </w:rPr>
+            </m:ctrlPr>
+          </m:sSubSupPr>
+          <m:e>
+            <m:r>
+              <w:rPr>
+                <w:rFonts w:ascii="Cambria Math" w:eastAsia="Times New Roman" w:hAnsi="Cambria Math" w:cs="Times New Roman"/>
+                <w:color w:val="0F1115"/>
+                <w:sz w:val="28"/>
+                <w:szCs w:val="28"/>
+                <w:lang w:eastAsia="ru-RU"/>
+              </w:rPr>
+              <m:t>χ</m:t>
+            </m:r>
+          </m:e>
+          <m:sub>
+            <m:r>
+              <m:rPr>
+                <m:sty m:val="p"/>
+              </m:rPr>
+              <w:rPr>
+                <w:rFonts w:ascii="Cambria Math" w:eastAsia="Times New Roman" w:hAnsi="Cambria Math" w:cs="Times New Roman"/>
+                <w:color w:val="0F1115"/>
+                <w:sz w:val="28"/>
+                <w:szCs w:val="28"/>
+                <w:lang w:eastAsia="ru-RU"/>
+              </w:rPr>
+              <m:t>2</m:t>
+            </m:r>
+          </m:sub>
+          <m:sup>
+            <m:r>
+              <m:rPr>
+                <m:sty m:val="p"/>
+              </m:rPr>
+              <w:rPr>
+                <w:rFonts w:ascii="Cambria Math" w:eastAsia="Times New Roman" w:hAnsi="Cambria Math" w:cs="Times New Roman"/>
+                <w:color w:val="0F1115"/>
+                <w:sz w:val="28"/>
+                <w:szCs w:val="28"/>
+                <w:lang w:eastAsia="ru-RU"/>
+              </w:rPr>
+              <m:t>2</m:t>
+            </m:r>
+          </m:sup>
+        </m:sSubSup>
+        <m:r>
+          <m:rPr>
+            <m:sty m:val="p"/>
+          </m:rPr>
+          <w:rPr>
+            <w:rFonts w:ascii="Cambria Math" w:eastAsia="Times New Roman" w:hAnsi="Cambria Math" w:cs="Times New Roman"/>
+            <w:color w:val="0F1115"/>
+            <w:sz w:val="28"/>
+            <w:szCs w:val="28"/>
+            <w:lang w:eastAsia="ru-RU"/>
+          </w:rPr>
+          <m:t xml:space="preserve"> </m:t>
+        </m:r>
+      </m:oMath>
+      <w:r>
+        <w:rPr>
+          <w:rFonts w:ascii="Times New Roman" w:eastAsia="Times New Roman" w:hAnsi="Times New Roman" w:cs="Times New Roman"/>
+          <w:bCs/>
+          <w:iCs/>
+          <w:color w:val="0F1115"/>
+          <w:sz w:val="28"/>
+          <w:szCs w:val="28"/>
+          <w:lang w:eastAsia="ru-RU"/>
+        </w:rPr>
+        <w:t xml:space="preserve">с 2 степенями свободы. Множитель </w:t>
+      </w:r>
+      <m:oMath>
+        <m:r>
+          <m:rPr>
+            <m:sty m:val="p"/>
+          </m:rPr>
+          <w:rPr>
+            <w:rFonts w:ascii="Cambria Math" w:eastAsia="Times New Roman" w:hAnsi="Cambria Math" w:cs="Times New Roman"/>
+            <w:color w:val="0F1115"/>
+            <w:sz w:val="28"/>
+            <w:szCs w:val="28"/>
+            <w:lang w:eastAsia="ru-RU"/>
+          </w:rPr>
+          <m:t>(1-</m:t>
+        </m:r>
+        <m:sSup>
+          <m:sSupPr>
+            <m:ctrlPr>
+              <w:rPr>
+                <w:rFonts w:ascii="Cambria Math" w:eastAsia="Times New Roman" w:hAnsi="Cambria Math" w:cs="Times New Roman"/>
+                <w:bCs/>
+                <w:iCs/>
+                <w:color w:val="0F1115"/>
+                <w:sz w:val="28"/>
+                <w:szCs w:val="28"/>
+                <w:lang w:eastAsia="ru-RU"/>
+              </w:rPr>
+            </m:ctrlPr>
+          </m:sSupPr>
+          <m:e>
+            <m:r>
+              <w:rPr>
+                <w:rFonts w:ascii="Cambria Math" w:eastAsia="Times New Roman" w:hAnsi="Cambria Math" w:cs="Times New Roman"/>
+                <w:color w:val="0F1115"/>
+                <w:sz w:val="28"/>
+                <w:szCs w:val="28"/>
+                <w:lang w:eastAsia="ru-RU"/>
+              </w:rPr>
+              <m:t>ρ</m:t>
+            </m:r>
+          </m:e>
+          <m:sup>
+            <m:r>
+              <m:rPr>
+                <m:sty m:val="p"/>
+              </m:rPr>
+              <w:rPr>
+                <w:rFonts w:ascii="Cambria Math" w:eastAsia="Times New Roman" w:hAnsi="Cambria Math" w:cs="Times New Roman"/>
+                <w:color w:val="0F1115"/>
+                <w:sz w:val="28"/>
+                <w:szCs w:val="28"/>
+                <w:lang w:eastAsia="ru-RU"/>
+              </w:rPr>
+              <m:t>2</m:t>
+            </m:r>
+          </m:sup>
+        </m:sSup>
+        <m:r>
+          <m:rPr>
+            <m:sty m:val="p"/>
+          </m:rPr>
+          <w:rPr>
+            <w:rFonts w:ascii="Cambria Math" w:eastAsia="Times New Roman" w:hAnsi="Cambria Math" w:cs="Times New Roman"/>
+            <w:color w:val="0F1115"/>
+            <w:sz w:val="28"/>
+            <w:szCs w:val="28"/>
+            <w:lang w:eastAsia="ru-RU"/>
+          </w:rPr>
+          <m:t>)</m:t>
+        </m:r>
+      </m:oMath>
+      <w:r>
+        <w:rPr>
+          <w:rFonts w:ascii="Times New Roman" w:eastAsia="Times New Roman" w:hAnsi="Times New Roman" w:cs="Times New Roman"/>
+          <w:bCs/>
+          <w:iCs/>
+          <w:color w:val="0F1115"/>
+          <w:sz w:val="28"/>
+          <w:szCs w:val="28"/>
+          <w:lang w:eastAsia="ru-RU"/>
+        </w:rPr>
+        <w:t xml:space="preserve"> возникает из определителя корреляционной матрицы.</w:t>
+      </w:r>
     </w:p>
     <w:p>
       <w:pPr>
@@ -10564,7 +13443,7 @@
           <w:szCs w:val="40"/>
         </w:rPr>
       </w:pPr>
-      <w:bookmarkStart w:id="2" w:name="_Toc223099303"/>
+      <w:bookmarkStart w:id="3" w:name="_Toc223099303"/>
       <w:r>
         <w:rPr>
           <w:sz w:val="40"/>
@@ -10572,7 +13451,7 @@
         </w:rPr>
         <w:t>Реализация</w:t>
       </w:r>
-      <w:bookmarkEnd w:id="2"/>
+      <w:bookmarkEnd w:id="3"/>
     </w:p>
     <w:p>
       <w:pPr>
@@ -10829,27 +13708,27 @@
         </w:rPr>
         <w:t>scipy</w:t>
       </w:r>
+      <w:r>
+        <w:rPr>
+          <w:rFonts w:ascii="Times New Roman" w:eastAsia="Times New Roman" w:hAnsi="Times New Roman" w:cs="Times New Roman"/>
+          <w:color w:val="0F1115"/>
+          <w:sz w:val="28"/>
+          <w:szCs w:val="28"/>
+          <w:lang w:eastAsia="ru-RU"/>
+        </w:rPr>
+        <w:t>.</w:t>
+      </w:r>
+      <w:r>
+        <w:rPr>
+          <w:rFonts w:ascii="Times New Roman" w:eastAsia="Times New Roman" w:hAnsi="Times New Roman" w:cs="Times New Roman"/>
+          <w:color w:val="0F1115"/>
+          <w:sz w:val="28"/>
+          <w:szCs w:val="28"/>
+          <w:lang w:eastAsia="ru-RU"/>
+        </w:rPr>
+        <w:t>stats</w:t>
+      </w:r>
       <w:proofErr w:type="spellEnd"/>
-      <w:r>
-        <w:rPr>
-          <w:rFonts w:ascii="Times New Roman" w:eastAsia="Times New Roman" w:hAnsi="Times New Roman" w:cs="Times New Roman"/>
-          <w:color w:val="0F1115"/>
-          <w:sz w:val="28"/>
-          <w:szCs w:val="28"/>
-          <w:lang w:eastAsia="ru-RU"/>
-        </w:rPr>
-        <w:t>.</w:t>
-      </w:r>
-      <w:r>
-        <w:rPr>
-          <w:rFonts w:ascii="Times New Roman" w:eastAsia="Times New Roman" w:hAnsi="Times New Roman" w:cs="Times New Roman"/>
-          <w:color w:val="0F1115"/>
-          <w:sz w:val="28"/>
-          <w:szCs w:val="28"/>
-          <w:lang w:eastAsia="ru-RU"/>
-        </w:rPr>
-        <w:t>stats</w:t>
-      </w:r>
       <w:proofErr w:type="gramEnd"/>
       <w:r>
         <w:rPr>
@@ -11060,7 +13939,6 @@
         </w:rPr>
         <w:t>matplotlib</w:t>
       </w:r>
-      <w:proofErr w:type="spellEnd"/>
       <w:r>
         <w:rPr>
           <w:rFonts w:ascii="Times New Roman" w:eastAsia="Times New Roman" w:hAnsi="Times New Roman" w:cs="Times New Roman"/>
@@ -11071,7 +13949,6 @@
         </w:rPr>
         <w:t>.</w:t>
       </w:r>
-      <w:proofErr w:type="spellStart"/>
       <w:r>
         <w:rPr>
           <w:rFonts w:ascii="Times New Roman" w:eastAsia="Times New Roman" w:hAnsi="Times New Roman" w:cs="Times New Roman"/>
@@ -11156,6 +14033,7 @@
           <w:sz w:val="28"/>
           <w:szCs w:val="28"/>
         </w:rPr>
+        <w:lastRenderedPageBreak/>
         <w:t>pearson_</w:t>
       </w:r>
       <w:proofErr w:type="gramStart"/>
@@ -11359,15 +14237,7 @@
           <w:sz w:val="28"/>
           <w:szCs w:val="28"/>
         </w:rPr>
-        <w:t>generate_bivariate_</w:t>
-      </w:r>
-      <w:proofErr w:type="gramStart"/>
-      <w:r>
-        <w:rPr>
-          <w:sz w:val="28"/>
-          <w:szCs w:val="28"/>
-        </w:rPr>
-        <w:t>normal</w:t>
+        <w:t>generate_bivariate_normal</w:t>
       </w:r>
       <w:proofErr w:type="spellEnd"/>
       <w:r>
@@ -11375,15 +14245,7 @@
           <w:sz w:val="28"/>
           <w:szCs w:val="28"/>
         </w:rPr>
-        <w:t>(</w:t>
-      </w:r>
-      <w:proofErr w:type="gramEnd"/>
-      <w:r>
-        <w:rPr>
-          <w:sz w:val="28"/>
-          <w:szCs w:val="28"/>
-        </w:rPr>
-        <w:t xml:space="preserve">n, </w:t>
+        <w:t xml:space="preserve">(n, </w:t>
       </w:r>
       <w:proofErr w:type="spellStart"/>
       <w:r>
@@ -11613,15 +14475,7 @@
           <w:sz w:val="28"/>
           <w:szCs w:val="28"/>
         </w:rPr>
-        <w:t>add_</w:t>
-      </w:r>
-      <w:proofErr w:type="gramStart"/>
-      <w:r>
-        <w:rPr>
-          <w:sz w:val="28"/>
-          <w:szCs w:val="28"/>
-        </w:rPr>
-        <w:t>ellipse</w:t>
+        <w:t>add_ellipse</w:t>
       </w:r>
       <w:proofErr w:type="spellEnd"/>
       <w:r>
@@ -11632,7 +14486,6 @@
         <w:t>(</w:t>
       </w:r>
       <w:proofErr w:type="spellStart"/>
-      <w:proofErr w:type="gramEnd"/>
       <w:r>
         <w:rPr>
           <w:sz w:val="28"/>
@@ -11799,15 +14652,7 @@
           <w:sz w:val="28"/>
           <w:szCs w:val="28"/>
         </w:rPr>
-        <w:t xml:space="preserve">) — принимает функцию-генератор выборки, объём n и количество повторений (1000); для каждой итерации вычисляет три коэффициента корреляции; </w:t>
-      </w:r>
-      <w:r>
-        <w:rPr>
-          <w:sz w:val="28"/>
-          <w:szCs w:val="28"/>
-        </w:rPr>
-        <w:lastRenderedPageBreak/>
-        <w:t>возвращает словарь со средними и дисперсиями каждого коэффициента.</w:t>
+        <w:t>) — принимает функцию-генератор выборки, объём n и количество повторений (1000); для каждой итерации вычисляет три коэффициента корреляции; возвращает словарь со средними и дисперсиями каждого коэффициента.</w:t>
       </w:r>
     </w:p>
     <w:p>
@@ -11840,7 +14685,7 @@
           <w:szCs w:val="40"/>
         </w:rPr>
       </w:pPr>
-      <w:bookmarkStart w:id="3" w:name="_Toc223099304"/>
+      <w:bookmarkStart w:id="4" w:name="_Toc223099304"/>
       <w:r>
         <w:rPr>
           <w:sz w:val="40"/>
@@ -11848,7 +14693,7 @@
         </w:rPr>
         <w:t>Результаты</w:t>
       </w:r>
-      <w:bookmarkEnd w:id="3"/>
+      <w:bookmarkEnd w:id="4"/>
     </w:p>
     <w:p>
       <w:pPr>
@@ -13951,6 +16796,7 @@
                 <w:szCs w:val="24"/>
                 <w:lang w:eastAsia="ru-RU"/>
               </w:rPr>
+              <w:lastRenderedPageBreak/>
               <w:t>Смесь</w:t>
             </w:r>
           </w:p>
@@ -14156,15 +17002,14 @@
               <w:rPr>
                 <w:rStyle w:val="a9"/>
                 <w:rFonts w:ascii="Cambria Math" w:hAnsi="Cambria Math"/>
+                <w:b w:val="0"/>
+                <w:bCs w:val="0"/>
                 <w:i w:val="0"/>
               </w:rPr>
             </m:ctrlPr>
           </m:sSubPr>
           <m:e>
             <m:r>
-              <m:rPr>
-                <m:sty m:val="bi"/>
-              </m:rPr>
               <w:rPr>
                 <w:rStyle w:val="a9"/>
                 <w:rFonts w:ascii="Cambria Math" w:hAnsi="Cambria Math"/>
@@ -14174,9 +17019,6 @@
           </m:e>
           <m:sub>
             <m:r>
-              <m:rPr>
-                <m:sty m:val="bi"/>
-              </m:rPr>
               <w:rPr>
                 <w:rStyle w:val="a9"/>
                 <w:rFonts w:ascii="Cambria Math" w:hAnsi="Cambria Math"/>
@@ -15374,15 +18216,14 @@
               <w:rPr>
                 <w:rStyle w:val="a9"/>
                 <w:rFonts w:ascii="Cambria Math" w:hAnsi="Cambria Math"/>
+                <w:b w:val="0"/>
+                <w:bCs w:val="0"/>
                 <w:i w:val="0"/>
               </w:rPr>
             </m:ctrlPr>
           </m:sSubPr>
           <m:e>
             <m:r>
-              <m:rPr>
-                <m:sty m:val="bi"/>
-              </m:rPr>
               <w:rPr>
                 <w:rStyle w:val="a9"/>
                 <w:rFonts w:ascii="Cambria Math" w:hAnsi="Cambria Math"/>
@@ -15392,9 +18233,6 @@
           </m:e>
           <m:sub>
             <m:r>
-              <m:rPr>
-                <m:sty m:val="bi"/>
-              </m:rPr>
               <w:rPr>
                 <w:rStyle w:val="a9"/>
                 <w:rFonts w:ascii="Cambria Math" w:hAnsi="Cambria Math"/>
@@ -15497,6 +18335,10 @@
         <w:jc w:val="center"/>
       </w:pPr>
       <w:r>
+        <w:rPr>
+          <w:noProof/>
+          <w:lang w:eastAsia="ru-RU"/>
+        </w:rPr>
         <w:drawing>
           <wp:inline distT="0" distB="0" distL="0" distR="0" wp14:anchorId="001CB38D" wp14:editId="045AD4B3">
             <wp:extent cx="5940425" cy="1710055"/>
@@ -15627,7 +18469,10 @@
         </w:tabs>
       </w:pPr>
       <w:r>
-        <w:lastRenderedPageBreak/>
+        <w:rPr>
+          <w:noProof/>
+          <w:lang w:eastAsia="ru-RU"/>
+        </w:rPr>
         <w:drawing>
           <wp:inline distT="0" distB="0" distL="0" distR="0" wp14:anchorId="4C1E5135" wp14:editId="224404AE">
             <wp:extent cx="5940425" cy="1604856"/>
@@ -15738,13 +18583,7 @@
         <w:rPr>
           <w:bCs/>
         </w:rPr>
-        <w:t xml:space="preserve">мальное распределение </w:t>
-      </w:r>
-      <w:r>
-        <w:rPr>
-          <w:bCs/>
-        </w:rPr>
-        <w:t xml:space="preserve">для выборки </w:t>
+        <w:t xml:space="preserve">мальное распределение для выборки </w:t>
       </w:r>
       <w:r>
         <w:rPr>
@@ -15762,6 +18601,10 @@
     </w:p>
     <w:p>
       <w:r>
+        <w:rPr>
+          <w:noProof/>
+          <w:lang w:eastAsia="ru-RU"/>
+        </w:rPr>
         <w:drawing>
           <wp:inline distT="0" distB="0" distL="0" distR="0" wp14:anchorId="5EE93624" wp14:editId="0FC9EAC6">
             <wp:extent cx="5940425" cy="1745615"/>
@@ -15872,13 +18715,7 @@
         <w:rPr>
           <w:bCs/>
         </w:rPr>
-        <w:t xml:space="preserve">рмальное распределение </w:t>
-      </w:r>
-      <w:r>
-        <w:rPr>
-          <w:bCs/>
-        </w:rPr>
-        <w:t xml:space="preserve">для выборки </w:t>
+        <w:t xml:space="preserve">рмальное распределение для выборки </w:t>
       </w:r>
       <w:r>
         <w:rPr>
@@ -15929,6 +18766,11 @@
         </w:tabs>
       </w:pPr>
       <w:r>
+        <w:rPr>
+          <w:noProof/>
+          <w:lang w:eastAsia="ru-RU"/>
+        </w:rPr>
+        <w:lastRenderedPageBreak/>
         <w:drawing>
           <wp:inline distT="0" distB="0" distL="0" distR="0" wp14:anchorId="74465EEF" wp14:editId="33FECB5B">
             <wp:extent cx="5940425" cy="1813560"/>
@@ -16081,7 +18923,7 @@
           <w:szCs w:val="40"/>
         </w:rPr>
       </w:pPr>
-      <w:bookmarkStart w:id="4" w:name="_Toc223099305"/>
+      <w:bookmarkStart w:id="5" w:name="_Toc223099305"/>
       <w:r>
         <w:rPr>
           <w:sz w:val="40"/>
@@ -16089,7 +18931,7 @@
         </w:rPr>
         <w:t>Обсуждение</w:t>
       </w:r>
-      <w:bookmarkEnd w:id="4"/>
+      <w:bookmarkEnd w:id="5"/>
     </w:p>
     <w:p>
       <w:pPr>
@@ -16125,25 +18967,7 @@
           <w:sz w:val="28"/>
           <w:szCs w:val="28"/>
         </w:rPr>
-        <w:t>В ходе выполнения лабораторной работы были сгенерированы двумерные выборки объёмом n = 20, 60, 100 для трёх случаев двумерного нормального распределения и для смеси распределений. Для каждой выборки вычислялись три коэффициента корреляции: Пирсона </w:t>
-      </w:r>
-      <w:r>
-        <w:rPr>
-          <w:rFonts w:ascii="Times New Roman" w:eastAsiaTheme="minorEastAsia" w:hAnsi="Times New Roman" w:cs="Times New Roman"/>
-          <w:color w:val="000000"/>
-          <w:sz w:val="28"/>
-          <w:szCs w:val="28"/>
-        </w:rPr>
-        <w:t>r</w:t>
-      </w:r>
-      <w:r>
-        <w:rPr>
-          <w:rFonts w:ascii="Times New Roman" w:eastAsiaTheme="minorEastAsia" w:hAnsi="Times New Roman" w:cs="Times New Roman"/>
-          <w:color w:val="000000"/>
-          <w:sz w:val="28"/>
-          <w:szCs w:val="28"/>
-        </w:rPr>
-        <w:t xml:space="preserve">, </w:t>
+        <w:t xml:space="preserve">В ходе выполнения лабораторной работы были сгенерированы двумерные выборки объёмом n = 20, 60, 100 для трёх случаев двумерного нормального распределения и для смеси распределений. Для каждой выборки вычислялись три коэффициента корреляции: Пирсона r, </w:t>
       </w:r>
       <w:proofErr w:type="spellStart"/>
       <w:r>
@@ -16208,16 +19032,7 @@
           <w:sz w:val="28"/>
           <w:szCs w:val="28"/>
         </w:rPr>
-        <w:t>​</w:t>
-      </w:r>
-      <w:r>
-        <w:rPr>
-          <w:rFonts w:ascii="Times New Roman" w:eastAsiaTheme="minorEastAsia" w:hAnsi="Times New Roman" w:cs="Times New Roman"/>
-          <w:color w:val="000000"/>
-          <w:sz w:val="28"/>
-          <w:szCs w:val="28"/>
-        </w:rPr>
-        <w:t> и квадрантный </w:t>
+        <w:t>​ и квадрантный </w:t>
       </w:r>
       <m:oMath>
         <m:sSub>
@@ -16368,7 +19183,6 @@
           <w:szCs w:val="28"/>
           <w:lang w:eastAsia="en-US"/>
         </w:rPr>
-        <w:lastRenderedPageBreak/>
         <w:t xml:space="preserve">Наилучшее приближение к истинному коэффициенту корреляции ρ показал коэффициент Пирсона. При ρ = 0.9 его среднее значение составило 0.8997 при n = 100, а дисперсия — 0.0004. Квадрантный коэффициент показал худшие результаты: при ρ = 0.9 его среднее значение составило лишь 0.7094, что значительно ниже истинного. Коэффициент </w:t>
       </w:r>
       <w:proofErr w:type="spellStart"/>
@@ -16553,7 +19367,18 @@
           <w:szCs w:val="28"/>
           <w:lang w:eastAsia="en-US"/>
         </w:rPr>
-        <w:t>Для двумерного нормального распределения с ростом ρ эллипс закономерно "сплющивается" и вытягивается вдоль прямой y = x. При ρ = 0 эллипс имеет круглую форму, при ρ = 0.5 — умеренно вытянут, при ρ = 0.9 — сильно вытянут. Это визуально подтверждает наличие линейной зависимости между координатами.</w:t>
+        <w:t xml:space="preserve">Для двумерного нормального распределения с ростом ρ эллипс закономерно "сплющивается" и вытягивается вдоль прямой y = x. При ρ = 0 эллипс имеет круглую форму, при ρ = 0.5 — умеренно вытянут, при ρ = 0.9 — сильно </w:t>
+      </w:r>
+      <w:r>
+        <w:rPr>
+          <w:rFonts w:eastAsiaTheme="minorEastAsia"/>
+          <w:color w:val="000000"/>
+          <w:sz w:val="28"/>
+          <w:szCs w:val="28"/>
+          <w:lang w:eastAsia="en-US"/>
+        </w:rPr>
+        <w:lastRenderedPageBreak/>
+        <w:t>вытянут. Это визуально подтверждает наличие линейной зависимости между координатами.</w:t>
       </w:r>
     </w:p>
     <w:p>
@@ -16577,19 +19402,7 @@
           <w:szCs w:val="28"/>
           <w:lang w:eastAsia="en-US"/>
         </w:rPr>
-        <w:t>Для смеси распределе</w:t>
-      </w:r>
-      <w:bookmarkStart w:id="5" w:name="_GoBack"/>
-      <w:bookmarkEnd w:id="5"/>
-      <w:r>
-        <w:rPr>
-          <w:rFonts w:eastAsiaTheme="minorEastAsia"/>
-          <w:color w:val="000000"/>
-          <w:sz w:val="28"/>
-          <w:szCs w:val="28"/>
-          <w:lang w:eastAsia="en-US"/>
-        </w:rPr>
-        <w:t>ний эллипсы становятся более размытыми из-за выбросов, их ориентация и степень сжатия меняются, что затрудняет визуальное определение исходной зависимости.</w:t>
+        <w:t>Для смеси распределений эллипсы становятся более размытыми из-за выбросов, их ориентация и степень сжатия меняются, что затрудняет визуальное определение исходной зависимости.</w:t>
       </w:r>
     </w:p>
     <w:p>
@@ -16860,7 +19673,6 @@
           <w:szCs w:val="28"/>
           <w:lang w:eastAsia="ru-RU"/>
         </w:rPr>
-        <w:lastRenderedPageBreak/>
         <w:t>Визуализация эллипсов.</w:t>
       </w:r>
       <w:r>
@@ -19835,6 +22647,7 @@
   </w:compat>
   <w:rsids>
     <w:rsidRoot w:val="00955CEB"/>
+    <w:rsid w:val="00276028"/>
     <w:rsid w:val="002970A1"/>
     <w:rsid w:val="00955CEB"/>
     <w:rsid w:val="00A619F8"/>
@@ -20287,7 +23100,7 @@
     <w:basedOn w:val="a0"/>
     <w:uiPriority w:val="99"/>
     <w:semiHidden/>
-    <w:rsid w:val="002970A1"/>
+    <w:rsid w:val="00276028"/>
     <w:rPr>
       <w:color w:val="808080"/>
     </w:rPr>
